--- a/model_output/F3ASR.docx
+++ b/model_output/F3ASR.docx
@@ -489,31 +489,31 @@
                 <w:rFonts w:ascii="Calibri" w:hAnsi="Calibri"/>
                 <w:sz w:val="20"/>
               </w:rPr>
-              <w:t xml:space="default">[2.46, 2.94]</w:t>
-            </w:r>
-          </w:p>
-        </w:tc>
-        <w:tc>
-          <w:tcPr>
-            <w:tcBorders>
-              <w:top w:val="single" w:space="0" w:color="D3D3D3"/>
-              <w:bottom w:val="single" w:space="0" w:color="D3D3D3"/>
-              <w:start w:val="single" w:space="0" w:color="D3D3D3"/>
-              <w:end w:val="single" w:space="0" w:color="D3D3D3"/>
-            </w:tcBorders>
-          </w:tcPr>
-          <w:p>
-            <w:pPr>
-              <w:spacing w:before="0" w:after="60"/>
-              <w:keepNext/>
-              <w:jc w:val="end"/>
-            </w:pPr>
-            <w:r>
-              <w:rPr>
-                <w:rFonts w:ascii="Calibri" w:hAnsi="Calibri"/>
-                <w:sz w:val="20"/>
-              </w:rPr>
-              <w:t xml:space="default"/>
+              <w:t xml:space="default">[2.46, 2.95]</w:t>
+            </w:r>
+          </w:p>
+        </w:tc>
+        <w:tc>
+          <w:tcPr>
+            <w:tcBorders>
+              <w:top w:val="single" w:space="0" w:color="D3D3D3"/>
+              <w:bottom w:val="single" w:space="0" w:color="D3D3D3"/>
+              <w:start w:val="single" w:space="0" w:color="D3D3D3"/>
+              <w:end w:val="single" w:space="0" w:color="D3D3D3"/>
+            </w:tcBorders>
+          </w:tcPr>
+          <w:p>
+            <w:pPr>
+              <w:spacing w:before="0" w:after="60"/>
+              <w:keepNext/>
+              <w:jc w:val="end"/>
+            </w:pPr>
+            <w:r>
+              <w:rPr>
+                <w:rFonts w:ascii="Calibri" w:hAnsi="Calibri"/>
+                <w:sz w:val="20"/>
+              </w:rPr>
+              <w:t xml:space="default">224.5</w:t>
             </w:r>
           </w:p>
         </w:tc>
@@ -711,31 +711,31 @@
                 <w:rFonts w:ascii="Calibri" w:hAnsi="Calibri"/>
                 <w:sz w:val="20"/>
               </w:rPr>
-              <w:t xml:space="default">[-3.67, -2.02]</w:t>
-            </w:r>
-          </w:p>
-        </w:tc>
-        <w:tc>
-          <w:tcPr>
-            <w:tcBorders>
-              <w:top w:val="single" w:space="0" w:color="D3D3D3"/>
-              <w:bottom w:val="single" w:space="0" w:color="D3D3D3"/>
-              <w:start w:val="single" w:space="0" w:color="D3D3D3"/>
-              <w:end w:val="single" w:space="0" w:color="D3D3D3"/>
-            </w:tcBorders>
-          </w:tcPr>
-          <w:p>
-            <w:pPr>
-              <w:spacing w:before="0" w:after="60"/>
-              <w:keepNext/>
-              <w:jc w:val="end"/>
-            </w:pPr>
-            <w:r>
-              <w:rPr>
-                <w:rFonts w:ascii="Calibri" w:hAnsi="Calibri"/>
-                <w:sz w:val="20"/>
-              </w:rPr>
-              <w:t xml:space="default"/>
+              <w:t xml:space="default">[-3.69, -2.00]</w:t>
+            </w:r>
+          </w:p>
+        </w:tc>
+        <w:tc>
+          <w:tcPr>
+            <w:tcBorders>
+              <w:top w:val="single" w:space="0" w:color="D3D3D3"/>
+              <w:bottom w:val="single" w:space="0" w:color="D3D3D3"/>
+              <w:start w:val="single" w:space="0" w:color="D3D3D3"/>
+              <w:end w:val="single" w:space="0" w:color="D3D3D3"/>
+            </w:tcBorders>
+          </w:tcPr>
+          <w:p>
+            <w:pPr>
+              <w:spacing w:before="0" w:after="60"/>
+              <w:keepNext/>
+              <w:jc w:val="end"/>
+            </w:pPr>
+            <w:r>
+              <w:rPr>
+                <w:rFonts w:ascii="Calibri" w:hAnsi="Calibri"/>
+                <w:sz w:val="20"/>
+              </w:rPr>
+              <w:t xml:space="default">58.5</w:t>
             </w:r>
           </w:p>
         </w:tc>
@@ -933,31 +933,31 @@
                 <w:rFonts w:ascii="Calibri" w:hAnsi="Calibri"/>
                 <w:sz w:val="20"/>
               </w:rPr>
-              <w:t xml:space="default">[-0.95, 0.29]</w:t>
-            </w:r>
-          </w:p>
-        </w:tc>
-        <w:tc>
-          <w:tcPr>
-            <w:tcBorders>
-              <w:top w:val="single" w:space="0" w:color="D3D3D3"/>
-              <w:bottom w:val="single" w:space="0" w:color="D3D3D3"/>
-              <w:start w:val="single" w:space="0" w:color="D3D3D3"/>
-              <w:end w:val="single" w:space="0" w:color="D3D3D3"/>
-            </w:tcBorders>
-          </w:tcPr>
-          <w:p>
-            <w:pPr>
-              <w:spacing w:before="0" w:after="60"/>
-              <w:keepNext/>
-              <w:jc w:val="end"/>
-            </w:pPr>
-            <w:r>
-              <w:rPr>
-                <w:rFonts w:ascii="Calibri" w:hAnsi="Calibri"/>
-                <w:sz w:val="20"/>
-              </w:rPr>
-              <w:t xml:space="default"/>
+              <w:t xml:space="default">[-0.95, 0.30]</w:t>
+            </w:r>
+          </w:p>
+        </w:tc>
+        <w:tc>
+          <w:tcPr>
+            <w:tcBorders>
+              <w:top w:val="single" w:space="0" w:color="D3D3D3"/>
+              <w:bottom w:val="single" w:space="0" w:color="D3D3D3"/>
+              <w:start w:val="single" w:space="0" w:color="D3D3D3"/>
+              <w:end w:val="single" w:space="0" w:color="D3D3D3"/>
+            </w:tcBorders>
+          </w:tcPr>
+          <w:p>
+            <w:pPr>
+              <w:spacing w:before="0" w:after="60"/>
+              <w:keepNext/>
+              <w:jc w:val="end"/>
+            </w:pPr>
+            <w:r>
+              <w:rPr>
+                <w:rFonts w:ascii="Calibri" w:hAnsi="Calibri"/>
+                <w:sz w:val="20"/>
+              </w:rPr>
+              <w:t xml:space="default">250.2</w:t>
             </w:r>
           </w:p>
         </w:tc>
@@ -1005,7 +1005,7 @@
                 <w:rFonts w:ascii="Calibri" w:hAnsi="Calibri"/>
                 <w:sz w:val="20"/>
               </w:rPr>
-              <w:t xml:space="default">0.302</w:t>
+              <w:t xml:space="default">0.303</w:t>
             </w:r>
           </w:p>
         </w:tc>
@@ -1155,31 +1155,31 @@
                 <w:rFonts w:ascii="Calibri" w:hAnsi="Calibri"/>
                 <w:sz w:val="20"/>
               </w:rPr>
-              <w:t xml:space="default">[-3.96, -2.46]</w:t>
-            </w:r>
-          </w:p>
-        </w:tc>
-        <w:tc>
-          <w:tcPr>
-            <w:tcBorders>
-              <w:top w:val="single" w:space="0" w:color="D3D3D3"/>
-              <w:bottom w:val="single" w:space="0" w:color="D3D3D3"/>
-              <w:start w:val="single" w:space="0" w:color="D3D3D3"/>
-              <w:end w:val="single" w:space="0" w:color="D3D3D3"/>
-            </w:tcBorders>
-          </w:tcPr>
-          <w:p>
-            <w:pPr>
-              <w:spacing w:before="0" w:after="60"/>
-              <w:keepNext/>
-              <w:jc w:val="end"/>
-            </w:pPr>
-            <w:r>
-              <w:rPr>
-                <w:rFonts w:ascii="Calibri" w:hAnsi="Calibri"/>
-                <w:sz w:val="20"/>
-              </w:rPr>
-              <w:t xml:space="default"/>
+              <w:t xml:space="default">[-3.96, -2.45]</w:t>
+            </w:r>
+          </w:p>
+        </w:tc>
+        <w:tc>
+          <w:tcPr>
+            <w:tcBorders>
+              <w:top w:val="single" w:space="0" w:color="D3D3D3"/>
+              <w:bottom w:val="single" w:space="0" w:color="D3D3D3"/>
+              <w:start w:val="single" w:space="0" w:color="D3D3D3"/>
+              <w:end w:val="single" w:space="0" w:color="D3D3D3"/>
+            </w:tcBorders>
+          </w:tcPr>
+          <w:p>
+            <w:pPr>
+              <w:spacing w:before="0" w:after="60"/>
+              <w:keepNext/>
+              <w:jc w:val="end"/>
+            </w:pPr>
+            <w:r>
+              <w:rPr>
+                <w:rFonts w:ascii="Calibri" w:hAnsi="Calibri"/>
+                <w:sz w:val="20"/>
+              </w:rPr>
+              <w:t xml:space="default">251.6</w:t>
             </w:r>
           </w:p>
         </w:tc>
@@ -1377,31 +1377,31 @@
                 <w:rFonts w:ascii="Calibri" w:hAnsi="Calibri"/>
                 <w:sz w:val="20"/>
               </w:rPr>
-              <w:t xml:space="default">[-1.36, -0.58]</w:t>
-            </w:r>
-          </w:p>
-        </w:tc>
-        <w:tc>
-          <w:tcPr>
-            <w:tcBorders>
-              <w:top w:val="single" w:space="0" w:color="D3D3D3"/>
-              <w:bottom w:val="single" w:space="0" w:color="D3D3D3"/>
-              <w:start w:val="single" w:space="0" w:color="D3D3D3"/>
-              <w:end w:val="single" w:space="0" w:color="D3D3D3"/>
-            </w:tcBorders>
-          </w:tcPr>
-          <w:p>
-            <w:pPr>
-              <w:spacing w:before="0" w:after="60"/>
-              <w:keepNext/>
-              <w:jc w:val="end"/>
-            </w:pPr>
-            <w:r>
-              <w:rPr>
-                <w:rFonts w:ascii="Calibri" w:hAnsi="Calibri"/>
-                <w:sz w:val="20"/>
-              </w:rPr>
-              <w:t xml:space="default"/>
+              <w:t xml:space="default">[-1.37, -0.58]</w:t>
+            </w:r>
+          </w:p>
+        </w:tc>
+        <w:tc>
+          <w:tcPr>
+            <w:tcBorders>
+              <w:top w:val="single" w:space="0" w:color="D3D3D3"/>
+              <w:bottom w:val="single" w:space="0" w:color="D3D3D3"/>
+              <w:start w:val="single" w:space="0" w:color="D3D3D3"/>
+              <w:end w:val="single" w:space="0" w:color="D3D3D3"/>
+            </w:tcBorders>
+          </w:tcPr>
+          <w:p>
+            <w:pPr>
+              <w:spacing w:before="0" w:after="60"/>
+              <w:keepNext/>
+              <w:jc w:val="end"/>
+            </w:pPr>
+            <w:r>
+              <w:rPr>
+                <w:rFonts w:ascii="Calibri" w:hAnsi="Calibri"/>
+                <w:sz w:val="20"/>
+              </w:rPr>
+              <w:t xml:space="default">357.2</w:t>
             </w:r>
           </w:p>
         </w:tc>
@@ -1599,31 +1599,31 @@
                 <w:rFonts w:ascii="Calibri" w:hAnsi="Calibri"/>
                 <w:sz w:val="20"/>
               </w:rPr>
-              <w:t xml:space="default">[1.22, 2.46]</w:t>
-            </w:r>
-          </w:p>
-        </w:tc>
-        <w:tc>
-          <w:tcPr>
-            <w:tcBorders>
-              <w:top w:val="single" w:space="0" w:color="D3D3D3"/>
-              <w:bottom w:val="single" w:space="0" w:color="D3D3D3"/>
-              <w:start w:val="single" w:space="0" w:color="D3D3D3"/>
-              <w:end w:val="single" w:space="0" w:color="D3D3D3"/>
-            </w:tcBorders>
-          </w:tcPr>
-          <w:p>
-            <w:pPr>
-              <w:spacing w:before="0" w:after="60"/>
-              <w:keepNext/>
-              <w:jc w:val="end"/>
-            </w:pPr>
-            <w:r>
-              <w:rPr>
-                <w:rFonts w:ascii="Calibri" w:hAnsi="Calibri"/>
-                <w:sz w:val="20"/>
-              </w:rPr>
-              <w:t xml:space="default"/>
+              <w:t xml:space="default">[1.21, 2.46]</w:t>
+            </w:r>
+          </w:p>
+        </w:tc>
+        <w:tc>
+          <w:tcPr>
+            <w:tcBorders>
+              <w:top w:val="single" w:space="0" w:color="D3D3D3"/>
+              <w:bottom w:val="single" w:space="0" w:color="D3D3D3"/>
+              <w:start w:val="single" w:space="0" w:color="D3D3D3"/>
+              <w:end w:val="single" w:space="0" w:color="D3D3D3"/>
+            </w:tcBorders>
+          </w:tcPr>
+          <w:p>
+            <w:pPr>
+              <w:spacing w:before="0" w:after="60"/>
+              <w:keepNext/>
+              <w:jc w:val="end"/>
+            </w:pPr>
+            <w:r>
+              <w:rPr>
+                <w:rFonts w:ascii="Calibri" w:hAnsi="Calibri"/>
+                <w:sz w:val="20"/>
+              </w:rPr>
+              <w:t xml:space="default">308.9</w:t>
             </w:r>
           </w:p>
         </w:tc>
@@ -1845,7 +1845,7 @@
                 <w:rFonts w:ascii="Calibri" w:hAnsi="Calibri"/>
                 <w:sz w:val="20"/>
               </w:rPr>
-              <w:t xml:space="default"/>
+              <w:t xml:space="default">1032.1</w:t>
             </w:r>
           </w:p>
         </w:tc>
@@ -2067,7 +2067,7 @@
                 <w:rFonts w:ascii="Calibri" w:hAnsi="Calibri"/>
                 <w:sz w:val="20"/>
               </w:rPr>
-              <w:t xml:space="default"/>
+              <w:t xml:space="default">279.7</w:t>
             </w:r>
           </w:p>
         </w:tc>
@@ -2289,7 +2289,7 @@
                 <w:rFonts w:ascii="Calibri" w:hAnsi="Calibri"/>
                 <w:sz w:val="20"/>
               </w:rPr>
-              <w:t xml:space="default"/>
+              <w:t xml:space="default">365.7</w:t>
             </w:r>
           </w:p>
         </w:tc>
@@ -2511,7 +2511,7 @@
                 <w:rFonts w:ascii="Calibri" w:hAnsi="Calibri"/>
                 <w:sz w:val="20"/>
               </w:rPr>
-              <w:t xml:space="default"/>
+              <w:t xml:space="default">399.1</w:t>
             </w:r>
           </w:p>
         </w:tc>
@@ -2709,31 +2709,31 @@
                 <w:rFonts w:ascii="Calibri" w:hAnsi="Calibri"/>
                 <w:sz w:val="20"/>
               </w:rPr>
-              <w:t xml:space="default">[4.59, 8.39]</w:t>
-            </w:r>
-          </w:p>
-        </w:tc>
-        <w:tc>
-          <w:tcPr>
-            <w:tcBorders>
-              <w:top w:val="single" w:space="0" w:color="D3D3D3"/>
-              <w:bottom w:val="single" w:space="0" w:color="D3D3D3"/>
-              <w:start w:val="single" w:space="0" w:color="D3D3D3"/>
-              <w:end w:val="single" w:space="0" w:color="D3D3D3"/>
-            </w:tcBorders>
-          </w:tcPr>
-          <w:p>
-            <w:pPr>
-              <w:spacing w:before="0" w:after="60"/>
-              <w:keepNext/>
-              <w:jc w:val="end"/>
-            </w:pPr>
-            <w:r>
-              <w:rPr>
-                <w:rFonts w:ascii="Calibri" w:hAnsi="Calibri"/>
-                <w:sz w:val="20"/>
-              </w:rPr>
-              <w:t xml:space="default"/>
+              <w:t xml:space="default">[4.55, 8.42]</w:t>
+            </w:r>
+          </w:p>
+        </w:tc>
+        <w:tc>
+          <w:tcPr>
+            <w:tcBorders>
+              <w:top w:val="single" w:space="0" w:color="D3D3D3"/>
+              <w:bottom w:val="single" w:space="0" w:color="D3D3D3"/>
+              <w:start w:val="single" w:space="0" w:color="D3D3D3"/>
+              <w:end w:val="single" w:space="0" w:color="D3D3D3"/>
+            </w:tcBorders>
+          </w:tcPr>
+          <w:p>
+            <w:pPr>
+              <w:spacing w:before="0" w:after="60"/>
+              <w:keepNext/>
+              <w:jc w:val="end"/>
+            </w:pPr>
+            <w:r>
+              <w:rPr>
+                <w:rFonts w:ascii="Calibri" w:hAnsi="Calibri"/>
+                <w:sz w:val="20"/>
+              </w:rPr>
+              <w:t xml:space="default">71.2</w:t>
             </w:r>
           </w:p>
         </w:tc>
@@ -2931,31 +2931,31 @@
                 <w:rFonts w:ascii="Calibri" w:hAnsi="Calibri"/>
                 <w:sz w:val="20"/>
               </w:rPr>
-              <w:t xml:space="default">[-0.17, 2.72]</w:t>
-            </w:r>
-          </w:p>
-        </w:tc>
-        <w:tc>
-          <w:tcPr>
-            <w:tcBorders>
-              <w:top w:val="single" w:space="0" w:color="D3D3D3"/>
-              <w:bottom w:val="single" w:space="0" w:color="D3D3D3"/>
-              <w:start w:val="single" w:space="0" w:color="D3D3D3"/>
-              <w:end w:val="single" w:space="0" w:color="D3D3D3"/>
-            </w:tcBorders>
-          </w:tcPr>
-          <w:p>
-            <w:pPr>
-              <w:spacing w:before="0" w:after="60"/>
-              <w:keepNext/>
-              <w:jc w:val="end"/>
-            </w:pPr>
-            <w:r>
-              <w:rPr>
-                <w:rFonts w:ascii="Calibri" w:hAnsi="Calibri"/>
-                <w:sz w:val="20"/>
-              </w:rPr>
-              <w:t xml:space="default"/>
+              <w:t xml:space="default">[-0.17, 2.73]</w:t>
+            </w:r>
+          </w:p>
+        </w:tc>
+        <w:tc>
+          <w:tcPr>
+            <w:tcBorders>
+              <w:top w:val="single" w:space="0" w:color="D3D3D3"/>
+              <w:bottom w:val="single" w:space="0" w:color="D3D3D3"/>
+              <w:start w:val="single" w:space="0" w:color="D3D3D3"/>
+              <w:end w:val="single" w:space="0" w:color="D3D3D3"/>
+            </w:tcBorders>
+          </w:tcPr>
+          <w:p>
+            <w:pPr>
+              <w:spacing w:before="0" w:after="60"/>
+              <w:keepNext/>
+              <w:jc w:val="end"/>
+            </w:pPr>
+            <w:r>
+              <w:rPr>
+                <w:rFonts w:ascii="Calibri" w:hAnsi="Calibri"/>
+                <w:sz w:val="20"/>
+              </w:rPr>
+              <w:t xml:space="default">281.7</w:t>
             </w:r>
           </w:p>
         </w:tc>
@@ -3003,7 +3003,7 @@
                 <w:rFonts w:ascii="Calibri" w:hAnsi="Calibri"/>
                 <w:sz w:val="20"/>
               </w:rPr>
-              <w:t xml:space="default">0.083</w:t>
+              <w:t xml:space="default">0.084</w:t>
             </w:r>
           </w:p>
         </w:tc>
@@ -3177,7 +3177,7 @@
                 <w:rFonts w:ascii="Calibri" w:hAnsi="Calibri"/>
                 <w:sz w:val="20"/>
               </w:rPr>
-              <w:t xml:space="default"/>
+              <w:t xml:space="default">289.1</w:t>
             </w:r>
           </w:p>
         </w:tc>
@@ -3399,7 +3399,7 @@
                 <w:rFonts w:ascii="Calibri" w:hAnsi="Calibri"/>
                 <w:sz w:val="20"/>
               </w:rPr>
-              <w:t xml:space="default"/>
+              <w:t xml:space="default">544.6</w:t>
             </w:r>
           </w:p>
         </w:tc>
@@ -3621,7 +3621,7 @@
                 <w:rFonts w:ascii="Calibri" w:hAnsi="Calibri"/>
                 <w:sz w:val="20"/>
               </w:rPr>
-              <w:t xml:space="default"/>
+              <w:t xml:space="default">637.7</w:t>
             </w:r>
           </w:p>
         </w:tc>
@@ -3843,7 +3843,7 @@
                 <w:rFonts w:ascii="Calibri" w:hAnsi="Calibri"/>
                 <w:sz w:val="20"/>
               </w:rPr>
-              <w:t xml:space="default"/>
+              <w:t xml:space="default">720.5</w:t>
             </w:r>
           </w:p>
         </w:tc>
@@ -3945,103 +3945,31 @@
                 <w:sz w:val="20"/>
                 <w:b w:val="true"/>
               </w:rPr>
-              <w:t xml:space="default">Predictors</w:t>
-            </w:r>
-          </w:p>
-        </w:tc>
-        <w:tc>
-          <w:tcPr>
-            <w:tcBorders>
-              <w:top w:val="single" w:space="0" w:color="D3D3D3"/>
-              <w:bottom w:val="single" w:space="0" w:color="D3D3D3"/>
-              <w:start w:val="single" w:space="0" w:color="D3D3D3"/>
-              <w:end w:val="single" w:space="0" w:color="D3D3D3"/>
-            </w:tcBorders>
-          </w:tcPr>
-          <w:p>
-            <w:pPr>
-              <w:spacing w:before="0" w:after="60"/>
-              <w:keepNext/>
-              <w:jc w:val="start"/>
-            </w:pPr>
-            <w:r>
-              <w:rPr>
-                <w:rFonts w:ascii="Calibri" w:hAnsi="Calibri"/>
-                <w:sz w:val="20"/>
-              </w:rPr>
-              <w:t xml:space="default">(Intercept)</w:t>
-            </w:r>
-          </w:p>
-        </w:tc>
-        <w:tc>
-          <w:tcPr>
-            <w:tcBorders>
-              <w:top w:val="single" w:space="0" w:color="D3D3D3"/>
-              <w:bottom w:val="single" w:space="0" w:color="D3D3D3"/>
-              <w:start w:val="single" w:space="0" w:color="D3D3D3"/>
-              <w:end w:val="single" w:space="0" w:color="D3D3D3"/>
-            </w:tcBorders>
-          </w:tcPr>
-          <w:p>
-            <w:pPr>
-              <w:spacing w:before="0" w:after="60"/>
-              <w:keepNext/>
-              <w:jc w:val="end"/>
-            </w:pPr>
-            <w:r>
-              <w:rPr>
-                <w:rFonts w:ascii="Calibri" w:hAnsi="Calibri"/>
-                <w:sz w:val="20"/>
-              </w:rPr>
-              <w:t xml:space="default">0.6</w:t>
-            </w:r>
-          </w:p>
-        </w:tc>
-        <w:tc>
-          <w:tcPr>
-            <w:tcBorders>
-              <w:top w:val="single" w:space="0" w:color="D3D3D3"/>
-              <w:bottom w:val="single" w:space="0" w:color="D3D3D3"/>
-              <w:start w:val="single" w:space="0" w:color="D3D3D3"/>
-              <w:end w:val="single" w:space="0" w:color="D3D3D3"/>
-            </w:tcBorders>
-          </w:tcPr>
-          <w:p>
-            <w:pPr>
-              <w:spacing w:before="0" w:after="60"/>
-              <w:keepNext/>
-              <w:jc w:val="end"/>
-            </w:pPr>
-            <w:r>
-              <w:rPr>
-                <w:rFonts w:ascii="Calibri" w:hAnsi="Calibri"/>
-                <w:sz w:val="20"/>
-              </w:rPr>
-              <w:t xml:space="default">0.27</w:t>
-            </w:r>
-          </w:p>
-        </w:tc>
-        <w:tc>
-          <w:tcPr>
-            <w:tcBorders>
-              <w:top w:val="single" w:space="0" w:color="D3D3D3"/>
-              <w:bottom w:val="single" w:space="0" w:color="D3D3D3"/>
-              <w:start w:val="single" w:space="0" w:color="D3D3D3"/>
-              <w:end w:val="single" w:space="0" w:color="D3D3D3"/>
-            </w:tcBorders>
-          </w:tcPr>
-          <w:p>
-            <w:pPr>
-              <w:spacing w:before="0" w:after="60"/>
-              <w:keepNext/>
-              <w:jc w:val="start"/>
-            </w:pPr>
-            <w:r>
-              <w:rPr>
-                <w:rFonts w:ascii="Calibri" w:hAnsi="Calibri"/>
-                <w:sz w:val="20"/>
-              </w:rPr>
-              <w:t xml:space="default">[0.07, 1.13]</w:t>
+              <w:t xml:space="default">Random Effects</w:t>
+            </w:r>
+          </w:p>
+        </w:tc>
+        <w:tc>
+          <w:tcPr>
+            <w:tcBorders>
+              <w:top w:val="single" w:space="0" w:color="D3D3D3"/>
+              <w:bottom w:val="single" w:space="0" w:color="D3D3D3"/>
+              <w:start w:val="single" w:space="0" w:color="D3D3D3"/>
+              <w:end w:val="single" w:space="0" w:color="D3D3D3"/>
+            </w:tcBorders>
+          </w:tcPr>
+          <w:p>
+            <w:pPr>
+              <w:spacing w:before="0" w:after="60"/>
+              <w:keepNext/>
+              <w:jc w:val="start"/>
+            </w:pPr>
+            <w:r>
+              <w:rPr>
+                <w:rFonts w:ascii="Calibri" w:hAnsi="Calibri"/>
+                <w:sz w:val="20"/>
+              </w:rPr>
+              <w:t xml:space="default">N Plate</w:t>
             </w:r>
           </w:p>
         </w:tc>
@@ -4082,54 +4010,6 @@
             <w:pPr>
               <w:spacing w:before="0" w:after="60"/>
               <w:keepNext/>
-              <w:jc w:val="start"/>
-            </w:pPr>
-            <w:r>
-              <w:rPr>
-                <w:rFonts w:ascii="Calibri" w:hAnsi="Calibri"/>
-                <w:sz w:val="20"/>
-              </w:rPr>
-              <w:t xml:space="default">2.22</w:t>
-            </w:r>
-          </w:p>
-        </w:tc>
-        <w:tc>
-          <w:tcPr>
-            <w:tcBorders>
-              <w:top w:val="single" w:space="0" w:color="D3D3D3"/>
-              <w:bottom w:val="single" w:space="0" w:color="D3D3D3"/>
-              <w:start w:val="single" w:space="0" w:color="D3D3D3"/>
-              <w:end w:val="single" w:space="0" w:color="D3D3D3"/>
-            </w:tcBorders>
-          </w:tcPr>
-          <w:p>
-            <w:pPr>
-              <w:spacing w:before="0" w:after="60"/>
-              <w:keepNext/>
-              <w:jc w:val="start"/>
-            </w:pPr>
-            <w:r>
-              <w:rPr>
-                <w:rFonts w:ascii="Calibri" w:hAnsi="Calibri"/>
-                <w:sz w:val="20"/>
-              </w:rPr>
-              <w:t xml:space="default">0.027</w:t>
-            </w:r>
-          </w:p>
-        </w:tc>
-        <w:tc>
-          <w:tcPr>
-            <w:tcBorders>
-              <w:top w:val="single" w:space="0" w:color="D3D3D3"/>
-              <w:bottom w:val="single" w:space="0" w:color="D3D3D3"/>
-              <w:start w:val="single" w:space="0" w:color="D3D3D3"/>
-              <w:end w:val="single" w:space="0" w:color="D3D3D3"/>
-            </w:tcBorders>
-          </w:tcPr>
-          <w:p>
-            <w:pPr>
-              <w:spacing w:before="0" w:after="60"/>
-              <w:keepNext/>
               <w:jc w:val="end"/>
             </w:pPr>
             <w:r>
@@ -4138,6 +4018,126 @@
                 <w:sz w:val="20"/>
               </w:rPr>
               <w:t xml:space="default"/>
+            </w:r>
+          </w:p>
+        </w:tc>
+        <w:tc>
+          <w:tcPr>
+            <w:tcBorders>
+              <w:top w:val="single" w:space="0" w:color="D3D3D3"/>
+              <w:bottom w:val="single" w:space="0" w:color="D3D3D3"/>
+              <w:start w:val="single" w:space="0" w:color="D3D3D3"/>
+              <w:end w:val="single" w:space="0" w:color="D3D3D3"/>
+            </w:tcBorders>
+          </w:tcPr>
+          <w:p>
+            <w:pPr>
+              <w:spacing w:before="0" w:after="60"/>
+              <w:keepNext/>
+              <w:jc w:val="start"/>
+            </w:pPr>
+            <w:r>
+              <w:rPr>
+                <w:rFonts w:ascii="Calibri" w:hAnsi="Calibri"/>
+                <w:sz w:val="20"/>
+              </w:rPr>
+              <w:t xml:space="default"/>
+            </w:r>
+          </w:p>
+        </w:tc>
+        <w:tc>
+          <w:tcPr>
+            <w:tcBorders>
+              <w:top w:val="single" w:space="0" w:color="D3D3D3"/>
+              <w:bottom w:val="single" w:space="0" w:color="D3D3D3"/>
+              <w:start w:val="single" w:space="0" w:color="D3D3D3"/>
+              <w:end w:val="single" w:space="0" w:color="D3D3D3"/>
+            </w:tcBorders>
+          </w:tcPr>
+          <w:p>
+            <w:pPr>
+              <w:spacing w:before="0" w:after="60"/>
+              <w:keepNext/>
+              <w:jc w:val="end"/>
+            </w:pPr>
+            <w:r>
+              <w:rPr>
+                <w:rFonts w:ascii="Calibri" w:hAnsi="Calibri"/>
+                <w:sz w:val="20"/>
+              </w:rPr>
+              <w:t xml:space="default"/>
+            </w:r>
+          </w:p>
+        </w:tc>
+        <w:tc>
+          <w:tcPr>
+            <w:tcBorders>
+              <w:top w:val="single" w:space="0" w:color="D3D3D3"/>
+              <w:bottom w:val="single" w:space="0" w:color="D3D3D3"/>
+              <w:start w:val="single" w:space="0" w:color="D3D3D3"/>
+              <w:end w:val="single" w:space="0" w:color="D3D3D3"/>
+            </w:tcBorders>
+          </w:tcPr>
+          <w:p>
+            <w:pPr>
+              <w:spacing w:before="0" w:after="60"/>
+              <w:keepNext/>
+              <w:jc w:val="start"/>
+            </w:pPr>
+            <w:r>
+              <w:rPr>
+                <w:rFonts w:ascii="Calibri" w:hAnsi="Calibri"/>
+                <w:sz w:val="20"/>
+              </w:rPr>
+              <w:t xml:space="default"/>
+            </w:r>
+          </w:p>
+        </w:tc>
+        <w:tc>
+          <w:tcPr>
+            <w:tcBorders>
+              <w:top w:val="single" w:space="0" w:color="D3D3D3"/>
+              <w:bottom w:val="single" w:space="0" w:color="D3D3D3"/>
+              <w:start w:val="single" w:space="0" w:color="D3D3D3"/>
+              <w:end w:val="single" w:space="0" w:color="D3D3D3"/>
+            </w:tcBorders>
+          </w:tcPr>
+          <w:p>
+            <w:pPr>
+              <w:spacing w:before="0" w:after="60"/>
+              <w:keepNext/>
+              <w:jc w:val="start"/>
+            </w:pPr>
+            <w:r>
+              <w:rPr>
+                <w:rFonts w:ascii="Calibri" w:hAnsi="Calibri"/>
+                <w:sz w:val="20"/>
+              </w:rPr>
+              <w:t xml:space="default"/>
+            </w:r>
+          </w:p>
+        </w:tc>
+        <w:tc>
+          <w:tcPr>
+            <w:tcBorders>
+              <w:top w:val="single" w:space="0" w:color="D3D3D3"/>
+              <w:bottom w:val="single" w:space="0" w:color="D3D3D3"/>
+              <w:start w:val="single" w:space="0" w:color="D3D3D3"/>
+              <w:end w:val="single" w:space="0" w:color="D3D3D3"/>
+            </w:tcBorders>
+          </w:tcPr>
+          <w:p>
+            <w:pPr>
+              <w:spacing w:before="0" w:after="60"/>
+              <w:keepNext/>
+              <w:jc w:val="end"/>
+            </w:pPr>
+            <w:r>
+              <w:rPr>
+                <w:rFonts w:ascii="Calibri" w:hAnsi="Calibri"/>
+                <w:sz w:val="20"/>
+              </w:rPr>
+              <w:t xml:space="default">116</w:t>
             </w:r>
           </w:p>
         </w:tc>
@@ -4167,103 +4167,31 @@
                 <w:sz w:val="20"/>
                 <w:b w:val="true"/>
               </w:rPr>
-              <w:t xml:space="default">Predictors</w:t>
-            </w:r>
-          </w:p>
-        </w:tc>
-        <w:tc>
-          <w:tcPr>
-            <w:tcBorders>
-              <w:top w:val="single" w:space="0" w:color="D3D3D3"/>
-              <w:bottom w:val="single" w:space="0" w:color="D3D3D3"/>
-              <w:start w:val="single" w:space="0" w:color="D3D3D3"/>
-              <w:end w:val="single" w:space="0" w:color="D3D3D3"/>
-            </w:tcBorders>
-          </w:tcPr>
-          <w:p>
-            <w:pPr>
-              <w:spacing w:before="0" w:after="60"/>
-              <w:keepNext/>
-              <w:jc w:val="start"/>
-            </w:pPr>
-            <w:r>
-              <w:rPr>
-                <w:rFonts w:ascii="Calibri" w:hAnsi="Calibri"/>
-                <w:sz w:val="20"/>
-              </w:rPr>
-              <w:t xml:space="default">Day2</w:t>
-            </w:r>
-          </w:p>
-        </w:tc>
-        <w:tc>
-          <w:tcPr>
-            <w:tcBorders>
-              <w:top w:val="single" w:space="0" w:color="D3D3D3"/>
-              <w:bottom w:val="single" w:space="0" w:color="D3D3D3"/>
-              <w:start w:val="single" w:space="0" w:color="D3D3D3"/>
-              <w:end w:val="single" w:space="0" w:color="D3D3D3"/>
-            </w:tcBorders>
-          </w:tcPr>
-          <w:p>
-            <w:pPr>
-              <w:spacing w:before="0" w:after="60"/>
-              <w:keepNext/>
-              <w:jc w:val="end"/>
-            </w:pPr>
-            <w:r>
-              <w:rPr>
-                <w:rFonts w:ascii="Calibri" w:hAnsi="Calibri"/>
-                <w:sz w:val="20"/>
-              </w:rPr>
-              <w:t xml:space="default">-4.71</w:t>
-            </w:r>
-          </w:p>
-        </w:tc>
-        <w:tc>
-          <w:tcPr>
-            <w:tcBorders>
-              <w:top w:val="single" w:space="0" w:color="D3D3D3"/>
-              <w:bottom w:val="single" w:space="0" w:color="D3D3D3"/>
-              <w:start w:val="single" w:space="0" w:color="D3D3D3"/>
-              <w:end w:val="single" w:space="0" w:color="D3D3D3"/>
-            </w:tcBorders>
-          </w:tcPr>
-          <w:p>
-            <w:pPr>
-              <w:spacing w:before="0" w:after="60"/>
-              <w:keepNext/>
-              <w:jc w:val="end"/>
-            </w:pPr>
-            <w:r>
-              <w:rPr>
-                <w:rFonts w:ascii="Calibri" w:hAnsi="Calibri"/>
-                <w:sz w:val="20"/>
-              </w:rPr>
-              <w:t xml:space="default">0.81</w:t>
-            </w:r>
-          </w:p>
-        </w:tc>
-        <w:tc>
-          <w:tcPr>
-            <w:tcBorders>
-              <w:top w:val="single" w:space="0" w:color="D3D3D3"/>
-              <w:bottom w:val="single" w:space="0" w:color="D3D3D3"/>
-              <w:start w:val="single" w:space="0" w:color="D3D3D3"/>
-              <w:end w:val="single" w:space="0" w:color="D3D3D3"/>
-            </w:tcBorders>
-          </w:tcPr>
-          <w:p>
-            <w:pPr>
-              <w:spacing w:before="0" w:after="60"/>
-              <w:keepNext/>
-              <w:jc w:val="start"/>
-            </w:pPr>
-            <w:r>
-              <w:rPr>
-                <w:rFonts w:ascii="Calibri" w:hAnsi="Calibri"/>
-                <w:sz w:val="20"/>
-              </w:rPr>
-              <w:t xml:space="default">[-6.29, -3.13]</w:t>
+              <w:t xml:space="default">Random Effects</w:t>
+            </w:r>
+          </w:p>
+        </w:tc>
+        <w:tc>
+          <w:tcPr>
+            <w:tcBorders>
+              <w:top w:val="single" w:space="0" w:color="D3D3D3"/>
+              <w:bottom w:val="single" w:space="0" w:color="D3D3D3"/>
+              <w:start w:val="single" w:space="0" w:color="D3D3D3"/>
+              <w:end w:val="single" w:space="0" w:color="D3D3D3"/>
+            </w:tcBorders>
+          </w:tcPr>
+          <w:p>
+            <w:pPr>
+              <w:spacing w:before="0" w:after="60"/>
+              <w:keepNext/>
+              <w:jc w:val="start"/>
+            </w:pPr>
+            <w:r>
+              <w:rPr>
+                <w:rFonts w:ascii="Calibri" w:hAnsi="Calibri"/>
+                <w:sz w:val="20"/>
+              </w:rPr>
+              <w:t xml:space="default">Observations</w:t>
             </w:r>
           </w:p>
         </w:tc>
@@ -4304,54 +4232,6 @@
             <w:pPr>
               <w:spacing w:before="0" w:after="60"/>
               <w:keepNext/>
-              <w:jc w:val="start"/>
-            </w:pPr>
-            <w:r>
-              <w:rPr>
-                <w:rFonts w:ascii="Calibri" w:hAnsi="Calibri"/>
-                <w:sz w:val="20"/>
-              </w:rPr>
-              <w:t xml:space="default">-5.84</w:t>
-            </w:r>
-          </w:p>
-        </w:tc>
-        <w:tc>
-          <w:tcPr>
-            <w:tcBorders>
-              <w:top w:val="single" w:space="0" w:color="D3D3D3"/>
-              <w:bottom w:val="single" w:space="0" w:color="D3D3D3"/>
-              <w:start w:val="single" w:space="0" w:color="D3D3D3"/>
-              <w:end w:val="single" w:space="0" w:color="D3D3D3"/>
-            </w:tcBorders>
-          </w:tcPr>
-          <w:p>
-            <w:pPr>
-              <w:spacing w:before="0" w:after="60"/>
-              <w:keepNext/>
-              <w:jc w:val="start"/>
-            </w:pPr>
-            <w:r>
-              <w:rPr>
-                <w:rFonts w:ascii="Calibri" w:hAnsi="Calibri"/>
-                <w:sz w:val="20"/>
-              </w:rPr>
-              <w:t xml:space="default">&lt;0.001</w:t>
-            </w:r>
-          </w:p>
-        </w:tc>
-        <w:tc>
-          <w:tcPr>
-            <w:tcBorders>
-              <w:top w:val="single" w:space="0" w:color="D3D3D3"/>
-              <w:bottom w:val="single" w:space="0" w:color="D3D3D3"/>
-              <w:start w:val="single" w:space="0" w:color="D3D3D3"/>
-              <w:end w:val="single" w:space="0" w:color="D3D3D3"/>
-            </w:tcBorders>
-          </w:tcPr>
-          <w:p>
-            <w:pPr>
-              <w:spacing w:before="0" w:after="60"/>
-              <w:keepNext/>
               <w:jc w:val="end"/>
             </w:pPr>
             <w:r>
@@ -4360,6 +4240,126 @@
                 <w:sz w:val="20"/>
               </w:rPr>
               <w:t xml:space="default"/>
+            </w:r>
+          </w:p>
+        </w:tc>
+        <w:tc>
+          <w:tcPr>
+            <w:tcBorders>
+              <w:top w:val="single" w:space="0" w:color="D3D3D3"/>
+              <w:bottom w:val="single" w:space="0" w:color="D3D3D3"/>
+              <w:start w:val="single" w:space="0" w:color="D3D3D3"/>
+              <w:end w:val="single" w:space="0" w:color="D3D3D3"/>
+            </w:tcBorders>
+          </w:tcPr>
+          <w:p>
+            <w:pPr>
+              <w:spacing w:before="0" w:after="60"/>
+              <w:keepNext/>
+              <w:jc w:val="start"/>
+            </w:pPr>
+            <w:r>
+              <w:rPr>
+                <w:rFonts w:ascii="Calibri" w:hAnsi="Calibri"/>
+                <w:sz w:val="20"/>
+              </w:rPr>
+              <w:t xml:space="default"/>
+            </w:r>
+          </w:p>
+        </w:tc>
+        <w:tc>
+          <w:tcPr>
+            <w:tcBorders>
+              <w:top w:val="single" w:space="0" w:color="D3D3D3"/>
+              <w:bottom w:val="single" w:space="0" w:color="D3D3D3"/>
+              <w:start w:val="single" w:space="0" w:color="D3D3D3"/>
+              <w:end w:val="single" w:space="0" w:color="D3D3D3"/>
+            </w:tcBorders>
+          </w:tcPr>
+          <w:p>
+            <w:pPr>
+              <w:spacing w:before="0" w:after="60"/>
+              <w:keepNext/>
+              <w:jc w:val="end"/>
+            </w:pPr>
+            <w:r>
+              <w:rPr>
+                <w:rFonts w:ascii="Calibri" w:hAnsi="Calibri"/>
+                <w:sz w:val="20"/>
+              </w:rPr>
+              <w:t xml:space="default"/>
+            </w:r>
+          </w:p>
+        </w:tc>
+        <w:tc>
+          <w:tcPr>
+            <w:tcBorders>
+              <w:top w:val="single" w:space="0" w:color="D3D3D3"/>
+              <w:bottom w:val="single" w:space="0" w:color="D3D3D3"/>
+              <w:start w:val="single" w:space="0" w:color="D3D3D3"/>
+              <w:end w:val="single" w:space="0" w:color="D3D3D3"/>
+            </w:tcBorders>
+          </w:tcPr>
+          <w:p>
+            <w:pPr>
+              <w:spacing w:before="0" w:after="60"/>
+              <w:keepNext/>
+              <w:jc w:val="start"/>
+            </w:pPr>
+            <w:r>
+              <w:rPr>
+                <w:rFonts w:ascii="Calibri" w:hAnsi="Calibri"/>
+                <w:sz w:val="20"/>
+              </w:rPr>
+              <w:t xml:space="default"/>
+            </w:r>
+          </w:p>
+        </w:tc>
+        <w:tc>
+          <w:tcPr>
+            <w:tcBorders>
+              <w:top w:val="single" w:space="0" w:color="D3D3D3"/>
+              <w:bottom w:val="single" w:space="0" w:color="D3D3D3"/>
+              <w:start w:val="single" w:space="0" w:color="D3D3D3"/>
+              <w:end w:val="single" w:space="0" w:color="D3D3D3"/>
+            </w:tcBorders>
+          </w:tcPr>
+          <w:p>
+            <w:pPr>
+              <w:spacing w:before="0" w:after="60"/>
+              <w:keepNext/>
+              <w:jc w:val="start"/>
+            </w:pPr>
+            <w:r>
+              <w:rPr>
+                <w:rFonts w:ascii="Calibri" w:hAnsi="Calibri"/>
+                <w:sz w:val="20"/>
+              </w:rPr>
+              <w:t xml:space="default"/>
+            </w:r>
+          </w:p>
+        </w:tc>
+        <w:tc>
+          <w:tcPr>
+            <w:tcBorders>
+              <w:top w:val="single" w:space="0" w:color="D3D3D3"/>
+              <w:bottom w:val="single" w:space="0" w:color="D3D3D3"/>
+              <w:start w:val="single" w:space="0" w:color="D3D3D3"/>
+              <w:end w:val="single" w:space="0" w:color="D3D3D3"/>
+            </w:tcBorders>
+          </w:tcPr>
+          <w:p>
+            <w:pPr>
+              <w:spacing w:before="0" w:after="60"/>
+              <w:keepNext/>
+              <w:jc w:val="end"/>
+            </w:pPr>
+            <w:r>
+              <w:rPr>
+                <w:rFonts w:ascii="Calibri" w:hAnsi="Calibri"/>
+                <w:sz w:val="20"/>
+              </w:rPr>
+              <w:t xml:space="default">696</w:t>
             </w:r>
           </w:p>
         </w:tc>
@@ -4389,103 +4389,31 @@
                 <w:sz w:val="20"/>
                 <w:b w:val="true"/>
               </w:rPr>
-              <w:t xml:space="default">Predictors</w:t>
-            </w:r>
-          </w:p>
-        </w:tc>
-        <w:tc>
-          <w:tcPr>
-            <w:tcBorders>
-              <w:top w:val="single" w:space="0" w:color="D3D3D3"/>
-              <w:bottom w:val="single" w:space="0" w:color="D3D3D3"/>
-              <w:start w:val="single" w:space="0" w:color="D3D3D3"/>
-              <w:end w:val="single" w:space="0" w:color="D3D3D3"/>
-            </w:tcBorders>
-          </w:tcPr>
-          <w:p>
-            <w:pPr>
-              <w:spacing w:before="0" w:after="60"/>
-              <w:keepNext/>
-              <w:jc w:val="start"/>
-            </w:pPr>
-            <w:r>
-              <w:rPr>
-                <w:rFonts w:ascii="Calibri" w:hAnsi="Calibri"/>
-                <w:sz w:val="20"/>
-              </w:rPr>
-              <w:t xml:space="default">Day3</w:t>
-            </w:r>
-          </w:p>
-        </w:tc>
-        <w:tc>
-          <w:tcPr>
-            <w:tcBorders>
-              <w:top w:val="single" w:space="0" w:color="D3D3D3"/>
-              <w:bottom w:val="single" w:space="0" w:color="D3D3D3"/>
-              <w:start w:val="single" w:space="0" w:color="D3D3D3"/>
-              <w:end w:val="single" w:space="0" w:color="D3D3D3"/>
-            </w:tcBorders>
-          </w:tcPr>
-          <w:p>
-            <w:pPr>
-              <w:spacing w:before="0" w:after="60"/>
-              <w:keepNext/>
-              <w:jc w:val="end"/>
-            </w:pPr>
-            <w:r>
-              <w:rPr>
-                <w:rFonts w:ascii="Calibri" w:hAnsi="Calibri"/>
-                <w:sz w:val="20"/>
-              </w:rPr>
-              <w:t xml:space="default">-26.12</w:t>
-            </w:r>
-          </w:p>
-        </w:tc>
-        <w:tc>
-          <w:tcPr>
-            <w:tcBorders>
-              <w:top w:val="single" w:space="0" w:color="D3D3D3"/>
-              <w:bottom w:val="single" w:space="0" w:color="D3D3D3"/>
-              <w:start w:val="single" w:space="0" w:color="D3D3D3"/>
-              <w:end w:val="single" w:space="0" w:color="D3D3D3"/>
-            </w:tcBorders>
-          </w:tcPr>
-          <w:p>
-            <w:pPr>
-              <w:spacing w:before="0" w:after="60"/>
-              <w:keepNext/>
-              <w:jc w:val="end"/>
-            </w:pPr>
-            <w:r>
-              <w:rPr>
-                <w:rFonts w:ascii="Calibri" w:hAnsi="Calibri"/>
-                <w:sz w:val="20"/>
-              </w:rPr>
-              <w:t xml:space="default">32395.08</w:t>
-            </w:r>
-          </w:p>
-        </w:tc>
-        <w:tc>
-          <w:tcPr>
-            <w:tcBorders>
-              <w:top w:val="single" w:space="0" w:color="D3D3D3"/>
-              <w:bottom w:val="single" w:space="0" w:color="D3D3D3"/>
-              <w:start w:val="single" w:space="0" w:color="D3D3D3"/>
-              <w:end w:val="single" w:space="0" w:color="D3D3D3"/>
-            </w:tcBorders>
-          </w:tcPr>
-          <w:p>
-            <w:pPr>
-              <w:spacing w:before="0" w:after="60"/>
-              <w:keepNext/>
-              <w:jc w:val="start"/>
-            </w:pPr>
-            <w:r>
-              <w:rPr>
-                <w:rFonts w:ascii="Calibri" w:hAnsi="Calibri"/>
-                <w:sz w:val="20"/>
-              </w:rPr>
-              <w:t xml:space="default">[-63519.32, 63467.07]</w:t>
+              <w:t xml:space="default">ANOVA</w:t>
+            </w:r>
+          </w:p>
+        </w:tc>
+        <w:tc>
+          <w:tcPr>
+            <w:tcBorders>
+              <w:top w:val="single" w:space="0" w:color="D3D3D3"/>
+              <w:bottom w:val="single" w:space="0" w:color="D3D3D3"/>
+              <w:start w:val="single" w:space="0" w:color="D3D3D3"/>
+              <w:end w:val="single" w:space="0" w:color="D3D3D3"/>
+            </w:tcBorders>
+          </w:tcPr>
+          <w:p>
+            <w:pPr>
+              <w:spacing w:before="0" w:after="60"/>
+              <w:keepNext/>
+              <w:jc w:val="start"/>
+            </w:pPr>
+            <w:r>
+              <w:rPr>
+                <w:rFonts w:ascii="Calibri" w:hAnsi="Calibri"/>
+                <w:sz w:val="20"/>
+              </w:rPr>
+              <w:t xml:space="default">Treatment</w:t>
             </w:r>
           </w:p>
         </w:tc>
@@ -4526,38 +4454,110 @@
             <w:pPr>
               <w:spacing w:before="0" w:after="60"/>
               <w:keepNext/>
-              <w:jc w:val="start"/>
-            </w:pPr>
-            <w:r>
-              <w:rPr>
-                <w:rFonts w:ascii="Calibri" w:hAnsi="Calibri"/>
-                <w:sz w:val="20"/>
-              </w:rPr>
-              <w:t xml:space="default">0</w:t>
-            </w:r>
-          </w:p>
-        </w:tc>
-        <w:tc>
-          <w:tcPr>
-            <w:tcBorders>
-              <w:top w:val="single" w:space="0" w:color="D3D3D3"/>
-              <w:bottom w:val="single" w:space="0" w:color="D3D3D3"/>
-              <w:start w:val="single" w:space="0" w:color="D3D3D3"/>
-              <w:end w:val="single" w:space="0" w:color="D3D3D3"/>
-            </w:tcBorders>
-          </w:tcPr>
-          <w:p>
-            <w:pPr>
-              <w:spacing w:before="0" w:after="60"/>
-              <w:keepNext/>
-              <w:jc w:val="start"/>
-            </w:pPr>
-            <w:r>
-              <w:rPr>
-                <w:rFonts w:ascii="Calibri" w:hAnsi="Calibri"/>
-                <w:sz w:val="20"/>
-              </w:rPr>
-              <w:t xml:space="default">0.999</w:t>
+              <w:jc w:val="end"/>
+            </w:pPr>
+            <w:r>
+              <w:rPr>
+                <w:rFonts w:ascii="Calibri" w:hAnsi="Calibri"/>
+                <w:sz w:val="20"/>
+              </w:rPr>
+              <w:t xml:space="default"/>
+            </w:r>
+          </w:p>
+        </w:tc>
+        <w:tc>
+          <w:tcPr>
+            <w:tcBorders>
+              <w:top w:val="single" w:space="0" w:color="D3D3D3"/>
+              <w:bottom w:val="single" w:space="0" w:color="D3D3D3"/>
+              <w:start w:val="single" w:space="0" w:color="D3D3D3"/>
+              <w:end w:val="single" w:space="0" w:color="D3D3D3"/>
+            </w:tcBorders>
+          </w:tcPr>
+          <w:p>
+            <w:pPr>
+              <w:spacing w:before="0" w:after="60"/>
+              <w:keepNext/>
+              <w:jc w:val="start"/>
+            </w:pPr>
+            <w:r>
+              <w:rPr>
+                <w:rFonts w:ascii="Calibri" w:hAnsi="Calibri"/>
+                <w:sz w:val="20"/>
+              </w:rPr>
+              <w:t xml:space="default"/>
+            </w:r>
+          </w:p>
+        </w:tc>
+        <w:tc>
+          <w:tcPr>
+            <w:tcBorders>
+              <w:top w:val="single" w:space="0" w:color="D3D3D3"/>
+              <w:bottom w:val="single" w:space="0" w:color="D3D3D3"/>
+              <w:start w:val="single" w:space="0" w:color="D3D3D3"/>
+              <w:end w:val="single" w:space="0" w:color="D3D3D3"/>
+            </w:tcBorders>
+          </w:tcPr>
+          <w:p>
+            <w:pPr>
+              <w:spacing w:before="0" w:after="60"/>
+              <w:keepNext/>
+              <w:jc w:val="end"/>
+            </w:pPr>
+            <w:r>
+              <w:rPr>
+                <w:rFonts w:ascii="Calibri" w:hAnsi="Calibri"/>
+                <w:sz w:val="20"/>
+              </w:rPr>
+              <w:t xml:space="default">3</w:t>
+            </w:r>
+          </w:p>
+        </w:tc>
+        <w:tc>
+          <w:tcPr>
+            <w:tcBorders>
+              <w:top w:val="single" w:space="0" w:color="D3D3D3"/>
+              <w:bottom w:val="single" w:space="0" w:color="D3D3D3"/>
+              <w:start w:val="single" w:space="0" w:color="D3D3D3"/>
+              <w:end w:val="single" w:space="0" w:color="D3D3D3"/>
+            </w:tcBorders>
+          </w:tcPr>
+          <w:p>
+            <w:pPr>
+              <w:spacing w:before="0" w:after="60"/>
+              <w:keepNext/>
+              <w:jc w:val="start"/>
+            </w:pPr>
+            <w:r>
+              <w:rPr>
+                <w:rFonts w:ascii="Calibri" w:hAnsi="Calibri"/>
+                <w:sz w:val="20"/>
+              </w:rPr>
+              <w:t xml:space="default">Chisq = 13.02</w:t>
+            </w:r>
+          </w:p>
+        </w:tc>
+        <w:tc>
+          <w:tcPr>
+            <w:tcBorders>
+              <w:top w:val="single" w:space="0" w:color="D3D3D3"/>
+              <w:bottom w:val="single" w:space="0" w:color="D3D3D3"/>
+              <w:start w:val="single" w:space="0" w:color="D3D3D3"/>
+              <w:end w:val="single" w:space="0" w:color="D3D3D3"/>
+            </w:tcBorders>
+          </w:tcPr>
+          <w:p>
+            <w:pPr>
+              <w:spacing w:before="0" w:after="60"/>
+              <w:keepNext/>
+              <w:jc w:val="start"/>
+            </w:pPr>
+            <w:r>
+              <w:rPr>
+                <w:rFonts w:ascii="Calibri" w:hAnsi="Calibri"/>
+                <w:sz w:val="20"/>
+              </w:rPr>
+              <w:t xml:space="default">0.005</w:t>
             </w:r>
           </w:p>
         </w:tc>
@@ -4611,103 +4611,31 @@
                 <w:sz w:val="20"/>
                 <w:b w:val="true"/>
               </w:rPr>
-              <w:t xml:space="default">Predictors</w:t>
-            </w:r>
-          </w:p>
-        </w:tc>
-        <w:tc>
-          <w:tcPr>
-            <w:tcBorders>
-              <w:top w:val="single" w:space="0" w:color="D3D3D3"/>
-              <w:bottom w:val="single" w:space="0" w:color="D3D3D3"/>
-              <w:start w:val="single" w:space="0" w:color="D3D3D3"/>
-              <w:end w:val="single" w:space="0" w:color="D3D3D3"/>
-            </w:tcBorders>
-          </w:tcPr>
-          <w:p>
-            <w:pPr>
-              <w:spacing w:before="0" w:after="60"/>
-              <w:keepNext/>
-              <w:jc w:val="start"/>
-            </w:pPr>
-            <w:r>
-              <w:rPr>
-                <w:rFonts w:ascii="Calibri" w:hAnsi="Calibri"/>
-                <w:sz w:val="20"/>
-              </w:rPr>
-              <w:t xml:space="default">Day4</w:t>
-            </w:r>
-          </w:p>
-        </w:tc>
-        <w:tc>
-          <w:tcPr>
-            <w:tcBorders>
-              <w:top w:val="single" w:space="0" w:color="D3D3D3"/>
-              <w:bottom w:val="single" w:space="0" w:color="D3D3D3"/>
-              <w:start w:val="single" w:space="0" w:color="D3D3D3"/>
-              <w:end w:val="single" w:space="0" w:color="D3D3D3"/>
-            </w:tcBorders>
-          </w:tcPr>
-          <w:p>
-            <w:pPr>
-              <w:spacing w:before="0" w:after="60"/>
-              <w:keepNext/>
-              <w:jc w:val="end"/>
-            </w:pPr>
-            <w:r>
-              <w:rPr>
-                <w:rFonts w:ascii="Calibri" w:hAnsi="Calibri"/>
-                <w:sz w:val="20"/>
-              </w:rPr>
-              <w:t xml:space="default">-5.38</w:t>
-            </w:r>
-          </w:p>
-        </w:tc>
-        <w:tc>
-          <w:tcPr>
-            <w:tcBorders>
-              <w:top w:val="single" w:space="0" w:color="D3D3D3"/>
-              <w:bottom w:val="single" w:space="0" w:color="D3D3D3"/>
-              <w:start w:val="single" w:space="0" w:color="D3D3D3"/>
-              <w:end w:val="single" w:space="0" w:color="D3D3D3"/>
-            </w:tcBorders>
-          </w:tcPr>
-          <w:p>
-            <w:pPr>
-              <w:spacing w:before="0" w:after="60"/>
-              <w:keepNext/>
-              <w:jc w:val="end"/>
-            </w:pPr>
-            <w:r>
-              <w:rPr>
-                <w:rFonts w:ascii="Calibri" w:hAnsi="Calibri"/>
-                <w:sz w:val="20"/>
-              </w:rPr>
-              <w:t xml:space="default">1.07</w:t>
-            </w:r>
-          </w:p>
-        </w:tc>
-        <w:tc>
-          <w:tcPr>
-            <w:tcBorders>
-              <w:top w:val="single" w:space="0" w:color="D3D3D3"/>
-              <w:bottom w:val="single" w:space="0" w:color="D3D3D3"/>
-              <w:start w:val="single" w:space="0" w:color="D3D3D3"/>
-              <w:end w:val="single" w:space="0" w:color="D3D3D3"/>
-            </w:tcBorders>
-          </w:tcPr>
-          <w:p>
-            <w:pPr>
-              <w:spacing w:before="0" w:after="60"/>
-              <w:keepNext/>
-              <w:jc w:val="start"/>
-            </w:pPr>
-            <w:r>
-              <w:rPr>
-                <w:rFonts w:ascii="Calibri" w:hAnsi="Calibri"/>
-                <w:sz w:val="20"/>
-              </w:rPr>
-              <w:t xml:space="default">[-7.48, -3.28]</w:t>
+              <w:t xml:space="default">ANOVA</w:t>
+            </w:r>
+          </w:p>
+        </w:tc>
+        <w:tc>
+          <w:tcPr>
+            <w:tcBorders>
+              <w:top w:val="single" w:space="0" w:color="D3D3D3"/>
+              <w:bottom w:val="single" w:space="0" w:color="D3D3D3"/>
+              <w:start w:val="single" w:space="0" w:color="D3D3D3"/>
+              <w:end w:val="single" w:space="0" w:color="D3D3D3"/>
+            </w:tcBorders>
+          </w:tcPr>
+          <w:p>
+            <w:pPr>
+              <w:spacing w:before="0" w:after="60"/>
+              <w:keepNext/>
+              <w:jc w:val="start"/>
+            </w:pPr>
+            <w:r>
+              <w:rPr>
+                <w:rFonts w:ascii="Calibri" w:hAnsi="Calibri"/>
+                <w:sz w:val="20"/>
+              </w:rPr>
+              <w:t xml:space="default">ns(as.numeric(Day), df = 3)</w:t>
             </w:r>
           </w:p>
         </w:tc>
@@ -4748,14 +4676,86 @@
             <w:pPr>
               <w:spacing w:before="0" w:after="60"/>
               <w:keepNext/>
-              <w:jc w:val="start"/>
-            </w:pPr>
-            <w:r>
-              <w:rPr>
-                <w:rFonts w:ascii="Calibri" w:hAnsi="Calibri"/>
-                <w:sz w:val="20"/>
-              </w:rPr>
-              <w:t xml:space="default">-5.01</w:t>
+              <w:jc w:val="end"/>
+            </w:pPr>
+            <w:r>
+              <w:rPr>
+                <w:rFonts w:ascii="Calibri" w:hAnsi="Calibri"/>
+                <w:sz w:val="20"/>
+              </w:rPr>
+              <w:t xml:space="default"/>
+            </w:r>
+          </w:p>
+        </w:tc>
+        <w:tc>
+          <w:tcPr>
+            <w:tcBorders>
+              <w:top w:val="single" w:space="0" w:color="D3D3D3"/>
+              <w:bottom w:val="single" w:space="0" w:color="D3D3D3"/>
+              <w:start w:val="single" w:space="0" w:color="D3D3D3"/>
+              <w:end w:val="single" w:space="0" w:color="D3D3D3"/>
+            </w:tcBorders>
+          </w:tcPr>
+          <w:p>
+            <w:pPr>
+              <w:spacing w:before="0" w:after="60"/>
+              <w:keepNext/>
+              <w:jc w:val="start"/>
+            </w:pPr>
+            <w:r>
+              <w:rPr>
+                <w:rFonts w:ascii="Calibri" w:hAnsi="Calibri"/>
+                <w:sz w:val="20"/>
+              </w:rPr>
+              <w:t xml:space="default"/>
+            </w:r>
+          </w:p>
+        </w:tc>
+        <w:tc>
+          <w:tcPr>
+            <w:tcBorders>
+              <w:top w:val="single" w:space="0" w:color="D3D3D3"/>
+              <w:bottom w:val="single" w:space="0" w:color="D3D3D3"/>
+              <w:start w:val="single" w:space="0" w:color="D3D3D3"/>
+              <w:end w:val="single" w:space="0" w:color="D3D3D3"/>
+            </w:tcBorders>
+          </w:tcPr>
+          <w:p>
+            <w:pPr>
+              <w:spacing w:before="0" w:after="60"/>
+              <w:keepNext/>
+              <w:jc w:val="end"/>
+            </w:pPr>
+            <w:r>
+              <w:rPr>
+                <w:rFonts w:ascii="Calibri" w:hAnsi="Calibri"/>
+                <w:sz w:val="20"/>
+              </w:rPr>
+              <w:t xml:space="default">3</w:t>
+            </w:r>
+          </w:p>
+        </w:tc>
+        <w:tc>
+          <w:tcPr>
+            <w:tcBorders>
+              <w:top w:val="single" w:space="0" w:color="D3D3D3"/>
+              <w:bottom w:val="single" w:space="0" w:color="D3D3D3"/>
+              <w:start w:val="single" w:space="0" w:color="D3D3D3"/>
+              <w:end w:val="single" w:space="0" w:color="D3D3D3"/>
+            </w:tcBorders>
+          </w:tcPr>
+          <w:p>
+            <w:pPr>
+              <w:spacing w:before="0" w:after="60"/>
+              <w:keepNext/>
+              <w:jc w:val="start"/>
+            </w:pPr>
+            <w:r>
+              <w:rPr>
+                <w:rFonts w:ascii="Calibri" w:hAnsi="Calibri"/>
+                <w:sz w:val="20"/>
+              </w:rPr>
+              <w:t xml:space="default">Chisq = 1092.54</w:t>
             </w:r>
           </w:p>
         </w:tc>
@@ -4833,103 +4833,31 @@
                 <w:sz w:val="20"/>
                 <w:b w:val="true"/>
               </w:rPr>
-              <w:t xml:space="default">Predictors</w:t>
-            </w:r>
-          </w:p>
-        </w:tc>
-        <w:tc>
-          <w:tcPr>
-            <w:tcBorders>
-              <w:top w:val="single" w:space="0" w:color="D3D3D3"/>
-              <w:bottom w:val="single" w:space="0" w:color="D3D3D3"/>
-              <w:start w:val="single" w:space="0" w:color="D3D3D3"/>
-              <w:end w:val="single" w:space="0" w:color="D3D3D3"/>
-            </w:tcBorders>
-          </w:tcPr>
-          <w:p>
-            <w:pPr>
-              <w:spacing w:before="0" w:after="60"/>
-              <w:keepNext/>
-              <w:jc w:val="start"/>
-            </w:pPr>
-            <w:r>
-              <w:rPr>
-                <w:rFonts w:ascii="Calibri" w:hAnsi="Calibri"/>
-                <w:sz w:val="20"/>
-              </w:rPr>
-              <w:t xml:space="default">Day5</w:t>
-            </w:r>
-          </w:p>
-        </w:tc>
-        <w:tc>
-          <w:tcPr>
-            <w:tcBorders>
-              <w:top w:val="single" w:space="0" w:color="D3D3D3"/>
-              <w:bottom w:val="single" w:space="0" w:color="D3D3D3"/>
-              <w:start w:val="single" w:space="0" w:color="D3D3D3"/>
-              <w:end w:val="single" w:space="0" w:color="D3D3D3"/>
-            </w:tcBorders>
-          </w:tcPr>
-          <w:p>
-            <w:pPr>
-              <w:spacing w:before="0" w:after="60"/>
-              <w:keepNext/>
-              <w:jc w:val="end"/>
-            </w:pPr>
-            <w:r>
-              <w:rPr>
-                <w:rFonts w:ascii="Calibri" w:hAnsi="Calibri"/>
-                <w:sz w:val="20"/>
-              </w:rPr>
-              <w:t xml:space="default">-3.06</w:t>
-            </w:r>
-          </w:p>
-        </w:tc>
-        <w:tc>
-          <w:tcPr>
-            <w:tcBorders>
-              <w:top w:val="single" w:space="0" w:color="D3D3D3"/>
-              <w:bottom w:val="single" w:space="0" w:color="D3D3D3"/>
-              <w:start w:val="single" w:space="0" w:color="D3D3D3"/>
-              <w:end w:val="single" w:space="0" w:color="D3D3D3"/>
-            </w:tcBorders>
-          </w:tcPr>
-          <w:p>
-            <w:pPr>
-              <w:spacing w:before="0" w:after="60"/>
-              <w:keepNext/>
-              <w:jc w:val="end"/>
-            </w:pPr>
-            <w:r>
-              <w:rPr>
-                <w:rFonts w:ascii="Calibri" w:hAnsi="Calibri"/>
-                <w:sz w:val="20"/>
-              </w:rPr>
-              <w:t xml:space="default">0.45</w:t>
-            </w:r>
-          </w:p>
-        </w:tc>
-        <w:tc>
-          <w:tcPr>
-            <w:tcBorders>
-              <w:top w:val="single" w:space="0" w:color="D3D3D3"/>
-              <w:bottom w:val="single" w:space="0" w:color="D3D3D3"/>
-              <w:start w:val="single" w:space="0" w:color="D3D3D3"/>
-              <w:end w:val="single" w:space="0" w:color="D3D3D3"/>
-            </w:tcBorders>
-          </w:tcPr>
-          <w:p>
-            <w:pPr>
-              <w:spacing w:before="0" w:after="60"/>
-              <w:keepNext/>
-              <w:jc w:val="start"/>
-            </w:pPr>
-            <w:r>
-              <w:rPr>
-                <w:rFonts w:ascii="Calibri" w:hAnsi="Calibri"/>
-                <w:sz w:val="20"/>
-              </w:rPr>
-              <w:t xml:space="default">[-3.94, -2.18]</w:t>
+              <w:t xml:space="default">ANOVA</w:t>
+            </w:r>
+          </w:p>
+        </w:tc>
+        <w:tc>
+          <w:tcPr>
+            <w:tcBorders>
+              <w:top w:val="single" w:space="0" w:color="D3D3D3"/>
+              <w:bottom w:val="single" w:space="0" w:color="D3D3D3"/>
+              <w:start w:val="single" w:space="0" w:color="D3D3D3"/>
+              <w:end w:val="single" w:space="0" w:color="D3D3D3"/>
+            </w:tcBorders>
+          </w:tcPr>
+          <w:p>
+            <w:pPr>
+              <w:spacing w:before="0" w:after="60"/>
+              <w:keepNext/>
+              <w:jc w:val="start"/>
+            </w:pPr>
+            <w:r>
+              <w:rPr>
+                <w:rFonts w:ascii="Calibri" w:hAnsi="Calibri"/>
+                <w:sz w:val="20"/>
+              </w:rPr>
+              <w:t xml:space="default">Treatment:ns(as.numeric(Day), df = 3)</w:t>
             </w:r>
           </w:p>
         </w:tc>
@@ -4970,14 +4898,86 @@
             <w:pPr>
               <w:spacing w:before="0" w:after="60"/>
               <w:keepNext/>
-              <w:jc w:val="start"/>
-            </w:pPr>
-            <w:r>
-              <w:rPr>
-                <w:rFonts w:ascii="Calibri" w:hAnsi="Calibri"/>
-                <w:sz w:val="20"/>
-              </w:rPr>
-              <w:t xml:space="default">-6.79</w:t>
+              <w:jc w:val="end"/>
+            </w:pPr>
+            <w:r>
+              <w:rPr>
+                <w:rFonts w:ascii="Calibri" w:hAnsi="Calibri"/>
+                <w:sz w:val="20"/>
+              </w:rPr>
+              <w:t xml:space="default"/>
+            </w:r>
+          </w:p>
+        </w:tc>
+        <w:tc>
+          <w:tcPr>
+            <w:tcBorders>
+              <w:top w:val="single" w:space="0" w:color="D3D3D3"/>
+              <w:bottom w:val="single" w:space="0" w:color="D3D3D3"/>
+              <w:start w:val="single" w:space="0" w:color="D3D3D3"/>
+              <w:end w:val="single" w:space="0" w:color="D3D3D3"/>
+            </w:tcBorders>
+          </w:tcPr>
+          <w:p>
+            <w:pPr>
+              <w:spacing w:before="0" w:after="60"/>
+              <w:keepNext/>
+              <w:jc w:val="start"/>
+            </w:pPr>
+            <w:r>
+              <w:rPr>
+                <w:rFonts w:ascii="Calibri" w:hAnsi="Calibri"/>
+                <w:sz w:val="20"/>
+              </w:rPr>
+              <w:t xml:space="default"/>
+            </w:r>
+          </w:p>
+        </w:tc>
+        <w:tc>
+          <w:tcPr>
+            <w:tcBorders>
+              <w:top w:val="single" w:space="0" w:color="D3D3D3"/>
+              <w:bottom w:val="single" w:space="0" w:color="D3D3D3"/>
+              <w:start w:val="single" w:space="0" w:color="D3D3D3"/>
+              <w:end w:val="single" w:space="0" w:color="D3D3D3"/>
+            </w:tcBorders>
+          </w:tcPr>
+          <w:p>
+            <w:pPr>
+              <w:spacing w:before="0" w:after="60"/>
+              <w:keepNext/>
+              <w:jc w:val="end"/>
+            </w:pPr>
+            <w:r>
+              <w:rPr>
+                <w:rFonts w:ascii="Calibri" w:hAnsi="Calibri"/>
+                <w:sz w:val="20"/>
+              </w:rPr>
+              <w:t xml:space="default">9</w:t>
+            </w:r>
+          </w:p>
+        </w:tc>
+        <w:tc>
+          <w:tcPr>
+            <w:tcBorders>
+              <w:top w:val="single" w:space="0" w:color="D3D3D3"/>
+              <w:bottom w:val="single" w:space="0" w:color="D3D3D3"/>
+              <w:start w:val="single" w:space="0" w:color="D3D3D3"/>
+              <w:end w:val="single" w:space="0" w:color="D3D3D3"/>
+            </w:tcBorders>
+          </w:tcPr>
+          <w:p>
+            <w:pPr>
+              <w:spacing w:before="0" w:after="60"/>
+              <w:keepNext/>
+              <w:jc w:val="start"/>
+            </w:pPr>
+            <w:r>
+              <w:rPr>
+                <w:rFonts w:ascii="Calibri" w:hAnsi="Calibri"/>
+                <w:sz w:val="20"/>
+              </w:rPr>
+              <w:t xml:space="default">Chisq = 324.8</w:t>
             </w:r>
           </w:p>
         </w:tc>
@@ -5036,1328 +5036,19 @@
         </w:trPr>
         <w:tc>
           <w:tcPr>
-            <w:tcBorders>
-              <w:top w:val="single" w:space="0" w:color="D3D3D3"/>
-              <w:bottom w:val="single" w:space="0" w:color="D3D3D3"/>
-              <w:start w:val="single" w:space="0" w:color="D3D3D3"/>
-              <w:end w:val="single" w:space="0" w:color="D3D3D3"/>
-            </w:tcBorders>
-          </w:tcPr>
-          <w:p>
-            <w:pPr>
-              <w:spacing w:before="0" w:after="60"/>
-              <w:keepNext/>
-              <w:jc w:val="start"/>
-            </w:pPr>
-            <w:r>
-              <w:rPr>
-                <w:rFonts w:ascii="Calibri" w:hAnsi="Calibri"/>
-                <w:sz w:val="20"/>
-                <w:b w:val="true"/>
-              </w:rPr>
-              <w:t xml:space="default">Predictors</w:t>
-            </w:r>
-          </w:p>
-        </w:tc>
-        <w:tc>
-          <w:tcPr>
-            <w:tcBorders>
-              <w:top w:val="single" w:space="0" w:color="D3D3D3"/>
-              <w:bottom w:val="single" w:space="0" w:color="D3D3D3"/>
-              <w:start w:val="single" w:space="0" w:color="D3D3D3"/>
-              <w:end w:val="single" w:space="0" w:color="D3D3D3"/>
-            </w:tcBorders>
-          </w:tcPr>
-          <w:p>
-            <w:pPr>
-              <w:spacing w:before="0" w:after="60"/>
-              <w:keepNext/>
-              <w:jc w:val="start"/>
-            </w:pPr>
-            <w:r>
-              <w:rPr>
-                <w:rFonts w:ascii="Calibri" w:hAnsi="Calibri"/>
-                <w:sz w:val="20"/>
-              </w:rPr>
-              <w:t xml:space="default">Day6</w:t>
-            </w:r>
-          </w:p>
-        </w:tc>
-        <w:tc>
-          <w:tcPr>
-            <w:tcBorders>
-              <w:top w:val="single" w:space="0" w:color="D3D3D3"/>
-              <w:bottom w:val="single" w:space="0" w:color="D3D3D3"/>
-              <w:start w:val="single" w:space="0" w:color="D3D3D3"/>
-              <w:end w:val="single" w:space="0" w:color="D3D3D3"/>
-            </w:tcBorders>
-          </w:tcPr>
-          <w:p>
-            <w:pPr>
-              <w:spacing w:before="0" w:after="60"/>
-              <w:keepNext/>
-              <w:jc w:val="end"/>
-            </w:pPr>
-            <w:r>
-              <w:rPr>
-                <w:rFonts w:ascii="Calibri" w:hAnsi="Calibri"/>
-                <w:sz w:val="20"/>
-              </w:rPr>
-              <w:t xml:space="default">-1.94</w:t>
-            </w:r>
-          </w:p>
-        </w:tc>
-        <w:tc>
-          <w:tcPr>
-            <w:tcBorders>
-              <w:top w:val="single" w:space="0" w:color="D3D3D3"/>
-              <w:bottom w:val="single" w:space="0" w:color="D3D3D3"/>
-              <w:start w:val="single" w:space="0" w:color="D3D3D3"/>
-              <w:end w:val="single" w:space="0" w:color="D3D3D3"/>
-            </w:tcBorders>
-          </w:tcPr>
-          <w:p>
-            <w:pPr>
-              <w:spacing w:before="0" w:after="60"/>
-              <w:keepNext/>
-              <w:jc w:val="end"/>
-            </w:pPr>
-            <w:r>
-              <w:rPr>
-                <w:rFonts w:ascii="Calibri" w:hAnsi="Calibri"/>
-                <w:sz w:val="20"/>
-              </w:rPr>
-              <w:t xml:space="default">0.36</w:t>
-            </w:r>
-          </w:p>
-        </w:tc>
-        <w:tc>
-          <w:tcPr>
-            <w:tcBorders>
-              <w:top w:val="single" w:space="0" w:color="D3D3D3"/>
-              <w:bottom w:val="single" w:space="0" w:color="D3D3D3"/>
-              <w:start w:val="single" w:space="0" w:color="D3D3D3"/>
-              <w:end w:val="single" w:space="0" w:color="D3D3D3"/>
-            </w:tcBorders>
-          </w:tcPr>
-          <w:p>
-            <w:pPr>
-              <w:spacing w:before="0" w:after="60"/>
-              <w:keepNext/>
-              <w:jc w:val="start"/>
-            </w:pPr>
-            <w:r>
-              <w:rPr>
-                <w:rFonts w:ascii="Calibri" w:hAnsi="Calibri"/>
-                <w:sz w:val="20"/>
-              </w:rPr>
-              <w:t xml:space="default">[-2.65, -1.23]</w:t>
-            </w:r>
-          </w:p>
-        </w:tc>
-        <w:tc>
-          <w:tcPr>
-            <w:tcBorders>
-              <w:top w:val="single" w:space="0" w:color="D3D3D3"/>
-              <w:bottom w:val="single" w:space="0" w:color="D3D3D3"/>
-              <w:start w:val="single" w:space="0" w:color="D3D3D3"/>
-              <w:end w:val="single" w:space="0" w:color="D3D3D3"/>
-            </w:tcBorders>
-          </w:tcPr>
-          <w:p>
-            <w:pPr>
-              <w:spacing w:before="0" w:after="60"/>
-              <w:keepNext/>
-              <w:jc w:val="end"/>
-            </w:pPr>
-            <w:r>
-              <w:rPr>
-                <w:rFonts w:ascii="Calibri" w:hAnsi="Calibri"/>
-                <w:sz w:val="20"/>
-              </w:rPr>
-              <w:t xml:space="default"/>
-            </w:r>
-          </w:p>
-        </w:tc>
-        <w:tc>
-          <w:tcPr>
-            <w:tcBorders>
-              <w:top w:val="single" w:space="0" w:color="D3D3D3"/>
-              <w:bottom w:val="single" w:space="0" w:color="D3D3D3"/>
-              <w:start w:val="single" w:space="0" w:color="D3D3D3"/>
-              <w:end w:val="single" w:space="0" w:color="D3D3D3"/>
-            </w:tcBorders>
-          </w:tcPr>
-          <w:p>
-            <w:pPr>
-              <w:spacing w:before="0" w:after="60"/>
-              <w:keepNext/>
-              <w:jc w:val="start"/>
-            </w:pPr>
-            <w:r>
-              <w:rPr>
-                <w:rFonts w:ascii="Calibri" w:hAnsi="Calibri"/>
-                <w:sz w:val="20"/>
-              </w:rPr>
-              <w:t xml:space="default">-5.33</w:t>
-            </w:r>
-          </w:p>
-        </w:tc>
-        <w:tc>
-          <w:tcPr>
-            <w:tcBorders>
-              <w:top w:val="single" w:space="0" w:color="D3D3D3"/>
-              <w:bottom w:val="single" w:space="0" w:color="D3D3D3"/>
-              <w:start w:val="single" w:space="0" w:color="D3D3D3"/>
-              <w:end w:val="single" w:space="0" w:color="D3D3D3"/>
-            </w:tcBorders>
-          </w:tcPr>
-          <w:p>
-            <w:pPr>
-              <w:spacing w:before="0" w:after="60"/>
-              <w:keepNext/>
-              <w:jc w:val="start"/>
-            </w:pPr>
-            <w:r>
-              <w:rPr>
-                <w:rFonts w:ascii="Calibri" w:hAnsi="Calibri"/>
-                <w:sz w:val="20"/>
-              </w:rPr>
-              <w:t xml:space="default">&lt;0.001</w:t>
-            </w:r>
-          </w:p>
-        </w:tc>
-        <w:tc>
-          <w:tcPr>
-            <w:tcBorders>
-              <w:top w:val="single" w:space="0" w:color="D3D3D3"/>
-              <w:bottom w:val="single" w:space="0" w:color="D3D3D3"/>
-              <w:start w:val="single" w:space="0" w:color="D3D3D3"/>
-              <w:end w:val="single" w:space="0" w:color="D3D3D3"/>
-            </w:tcBorders>
-          </w:tcPr>
-          <w:p>
-            <w:pPr>
-              <w:spacing w:before="0" w:after="60"/>
-              <w:keepNext/>
-              <w:jc w:val="end"/>
-            </w:pPr>
-            <w:r>
-              <w:rPr>
-                <w:rFonts w:ascii="Calibri" w:hAnsi="Calibri"/>
-                <w:sz w:val="20"/>
-              </w:rPr>
-              <w:t xml:space="default"/>
-            </w:r>
-          </w:p>
-        </w:tc>
-      </w:tr>
-      <w:tr>
-        <w:trPr>
-          <w:cantSplit/>
-        </w:trPr>
-        <w:tc>
-          <w:tcPr>
-            <w:tcBorders>
-              <w:top w:val="single" w:space="0" w:color="D3D3D3"/>
-              <w:bottom w:val="single" w:space="0" w:color="D3D3D3"/>
-              <w:start w:val="single" w:space="0" w:color="D3D3D3"/>
-              <w:end w:val="single" w:space="0" w:color="D3D3D3"/>
-            </w:tcBorders>
-          </w:tcPr>
-          <w:p>
-            <w:pPr>
-              <w:spacing w:before="0" w:after="60"/>
-              <w:keepNext/>
-              <w:jc w:val="start"/>
-            </w:pPr>
-            <w:r>
-              <w:rPr>
-                <w:rFonts w:ascii="Calibri" w:hAnsi="Calibri"/>
-                <w:sz w:val="20"/>
-                <w:b w:val="true"/>
-              </w:rPr>
-              <w:t xml:space="default">Random Effects</w:t>
-            </w:r>
-          </w:p>
-        </w:tc>
-        <w:tc>
-          <w:tcPr>
-            <w:tcBorders>
-              <w:top w:val="single" w:space="0" w:color="D3D3D3"/>
-              <w:bottom w:val="single" w:space="0" w:color="D3D3D3"/>
-              <w:start w:val="single" w:space="0" w:color="D3D3D3"/>
-              <w:end w:val="single" w:space="0" w:color="D3D3D3"/>
-            </w:tcBorders>
-          </w:tcPr>
-          <w:p>
-            <w:pPr>
-              <w:spacing w:before="0" w:after="60"/>
-              <w:keepNext/>
-              <w:jc w:val="start"/>
-            </w:pPr>
-            <w:r>
-              <w:rPr>
-                <w:rFonts w:ascii="Calibri" w:hAnsi="Calibri"/>
-                <w:sz w:val="20"/>
-              </w:rPr>
-              <w:t xml:space="default">N Plate</w:t>
-            </w:r>
-          </w:p>
-        </w:tc>
-        <w:tc>
-          <w:tcPr>
-            <w:tcBorders>
-              <w:top w:val="single" w:space="0" w:color="D3D3D3"/>
-              <w:bottom w:val="single" w:space="0" w:color="D3D3D3"/>
-              <w:start w:val="single" w:space="0" w:color="D3D3D3"/>
-              <w:end w:val="single" w:space="0" w:color="D3D3D3"/>
-            </w:tcBorders>
-          </w:tcPr>
-          <w:p>
-            <w:pPr>
-              <w:spacing w:before="0" w:after="60"/>
-              <w:keepNext/>
-              <w:jc w:val="end"/>
-            </w:pPr>
-            <w:r>
-              <w:rPr>
-                <w:rFonts w:ascii="Calibri" w:hAnsi="Calibri"/>
-                <w:sz w:val="20"/>
-              </w:rPr>
-              <w:t xml:space="default"/>
-            </w:r>
-          </w:p>
-        </w:tc>
-        <w:tc>
-          <w:tcPr>
-            <w:tcBorders>
-              <w:top w:val="single" w:space="0" w:color="D3D3D3"/>
-              <w:bottom w:val="single" w:space="0" w:color="D3D3D3"/>
-              <w:start w:val="single" w:space="0" w:color="D3D3D3"/>
-              <w:end w:val="single" w:space="0" w:color="D3D3D3"/>
-            </w:tcBorders>
-          </w:tcPr>
-          <w:p>
-            <w:pPr>
-              <w:spacing w:before="0" w:after="60"/>
-              <w:keepNext/>
-              <w:jc w:val="end"/>
-            </w:pPr>
-            <w:r>
-              <w:rPr>
-                <w:rFonts w:ascii="Calibri" w:hAnsi="Calibri"/>
-                <w:sz w:val="20"/>
-              </w:rPr>
-              <w:t xml:space="default"/>
-            </w:r>
-          </w:p>
-        </w:tc>
-        <w:tc>
-          <w:tcPr>
-            <w:tcBorders>
-              <w:top w:val="single" w:space="0" w:color="D3D3D3"/>
-              <w:bottom w:val="single" w:space="0" w:color="D3D3D3"/>
-              <w:start w:val="single" w:space="0" w:color="D3D3D3"/>
-              <w:end w:val="single" w:space="0" w:color="D3D3D3"/>
-            </w:tcBorders>
-          </w:tcPr>
-          <w:p>
-            <w:pPr>
-              <w:spacing w:before="0" w:after="60"/>
-              <w:keepNext/>
-              <w:jc w:val="start"/>
-            </w:pPr>
-            <w:r>
-              <w:rPr>
-                <w:rFonts w:ascii="Calibri" w:hAnsi="Calibri"/>
-                <w:sz w:val="20"/>
-              </w:rPr>
-              <w:t xml:space="default"/>
-            </w:r>
-          </w:p>
-        </w:tc>
-        <w:tc>
-          <w:tcPr>
-            <w:tcBorders>
-              <w:top w:val="single" w:space="0" w:color="D3D3D3"/>
-              <w:bottom w:val="single" w:space="0" w:color="D3D3D3"/>
-              <w:start w:val="single" w:space="0" w:color="D3D3D3"/>
-              <w:end w:val="single" w:space="0" w:color="D3D3D3"/>
-            </w:tcBorders>
-          </w:tcPr>
-          <w:p>
-            <w:pPr>
-              <w:spacing w:before="0" w:after="60"/>
-              <w:keepNext/>
-              <w:jc w:val="end"/>
-            </w:pPr>
-            <w:r>
-              <w:rPr>
-                <w:rFonts w:ascii="Calibri" w:hAnsi="Calibri"/>
-                <w:sz w:val="20"/>
-              </w:rPr>
-              <w:t xml:space="default"/>
-            </w:r>
-          </w:p>
-        </w:tc>
-        <w:tc>
-          <w:tcPr>
-            <w:tcBorders>
-              <w:top w:val="single" w:space="0" w:color="D3D3D3"/>
-              <w:bottom w:val="single" w:space="0" w:color="D3D3D3"/>
-              <w:start w:val="single" w:space="0" w:color="D3D3D3"/>
-              <w:end w:val="single" w:space="0" w:color="D3D3D3"/>
-            </w:tcBorders>
-          </w:tcPr>
-          <w:p>
-            <w:pPr>
-              <w:spacing w:before="0" w:after="60"/>
-              <w:keepNext/>
-              <w:jc w:val="start"/>
-            </w:pPr>
-            <w:r>
-              <w:rPr>
-                <w:rFonts w:ascii="Calibri" w:hAnsi="Calibri"/>
-                <w:sz w:val="20"/>
-              </w:rPr>
-              <w:t xml:space="default"/>
-            </w:r>
-          </w:p>
-        </w:tc>
-        <w:tc>
-          <w:tcPr>
-            <w:tcBorders>
-              <w:top w:val="single" w:space="0" w:color="D3D3D3"/>
-              <w:bottom w:val="single" w:space="0" w:color="D3D3D3"/>
-              <w:start w:val="single" w:space="0" w:color="D3D3D3"/>
-              <w:end w:val="single" w:space="0" w:color="D3D3D3"/>
-            </w:tcBorders>
-          </w:tcPr>
-          <w:p>
-            <w:pPr>
-              <w:spacing w:before="0" w:after="60"/>
-              <w:keepNext/>
-              <w:jc w:val="start"/>
-            </w:pPr>
-            <w:r>
-              <w:rPr>
-                <w:rFonts w:ascii="Calibri" w:hAnsi="Calibri"/>
-                <w:sz w:val="20"/>
-              </w:rPr>
-              <w:t xml:space="default"/>
-            </w:r>
-          </w:p>
-        </w:tc>
-        <w:tc>
-          <w:tcPr>
-            <w:tcBorders>
-              <w:top w:val="single" w:space="0" w:color="D3D3D3"/>
-              <w:bottom w:val="single" w:space="0" w:color="D3D3D3"/>
-              <w:start w:val="single" w:space="0" w:color="D3D3D3"/>
-              <w:end w:val="single" w:space="0" w:color="D3D3D3"/>
-            </w:tcBorders>
-          </w:tcPr>
-          <w:p>
-            <w:pPr>
-              <w:spacing w:before="0" w:after="60"/>
-              <w:keepNext/>
-              <w:jc w:val="end"/>
-            </w:pPr>
-            <w:r>
-              <w:rPr>
-                <w:rFonts w:ascii="Calibri" w:hAnsi="Calibri"/>
-                <w:sz w:val="20"/>
-              </w:rPr>
-              <w:t xml:space="default">116</w:t>
-            </w:r>
-          </w:p>
-        </w:tc>
-      </w:tr>
-      <w:tr>
-        <w:trPr>
-          <w:cantSplit/>
-        </w:trPr>
-        <w:tc>
-          <w:tcPr>
-            <w:tcBorders>
-              <w:top w:val="single" w:space="0" w:color="D3D3D3"/>
-              <w:bottom w:val="single" w:space="0" w:color="D3D3D3"/>
-              <w:start w:val="single" w:space="0" w:color="D3D3D3"/>
-              <w:end w:val="single" w:space="0" w:color="D3D3D3"/>
-            </w:tcBorders>
-          </w:tcPr>
-          <w:p>
-            <w:pPr>
-              <w:spacing w:before="0" w:after="60"/>
-              <w:keepNext/>
-              <w:jc w:val="start"/>
-            </w:pPr>
-            <w:r>
-              <w:rPr>
-                <w:rFonts w:ascii="Calibri" w:hAnsi="Calibri"/>
-                <w:sz w:val="20"/>
-                <w:b w:val="true"/>
-              </w:rPr>
-              <w:t xml:space="default">Random Effects</w:t>
-            </w:r>
-          </w:p>
-        </w:tc>
-        <w:tc>
-          <w:tcPr>
-            <w:tcBorders>
-              <w:top w:val="single" w:space="0" w:color="D3D3D3"/>
-              <w:bottom w:val="single" w:space="0" w:color="D3D3D3"/>
-              <w:start w:val="single" w:space="0" w:color="D3D3D3"/>
-              <w:end w:val="single" w:space="0" w:color="D3D3D3"/>
-            </w:tcBorders>
-          </w:tcPr>
-          <w:p>
-            <w:pPr>
-              <w:spacing w:before="0" w:after="60"/>
-              <w:keepNext/>
-              <w:jc w:val="start"/>
-            </w:pPr>
-            <w:r>
-              <w:rPr>
-                <w:rFonts w:ascii="Calibri" w:hAnsi="Calibri"/>
-                <w:sz w:val="20"/>
-              </w:rPr>
-              <w:t xml:space="default">Observations</w:t>
-            </w:r>
-          </w:p>
-        </w:tc>
-        <w:tc>
-          <w:tcPr>
-            <w:tcBorders>
-              <w:top w:val="single" w:space="0" w:color="D3D3D3"/>
-              <w:bottom w:val="single" w:space="0" w:color="D3D3D3"/>
-              <w:start w:val="single" w:space="0" w:color="D3D3D3"/>
-              <w:end w:val="single" w:space="0" w:color="D3D3D3"/>
-            </w:tcBorders>
-          </w:tcPr>
-          <w:p>
-            <w:pPr>
-              <w:spacing w:before="0" w:after="60"/>
-              <w:keepNext/>
-              <w:jc w:val="end"/>
-            </w:pPr>
-            <w:r>
-              <w:rPr>
-                <w:rFonts w:ascii="Calibri" w:hAnsi="Calibri"/>
-                <w:sz w:val="20"/>
-              </w:rPr>
-              <w:t xml:space="default"/>
-            </w:r>
-          </w:p>
-        </w:tc>
-        <w:tc>
-          <w:tcPr>
-            <w:tcBorders>
-              <w:top w:val="single" w:space="0" w:color="D3D3D3"/>
-              <w:bottom w:val="single" w:space="0" w:color="D3D3D3"/>
-              <w:start w:val="single" w:space="0" w:color="D3D3D3"/>
-              <w:end w:val="single" w:space="0" w:color="D3D3D3"/>
-            </w:tcBorders>
-          </w:tcPr>
-          <w:p>
-            <w:pPr>
-              <w:spacing w:before="0" w:after="60"/>
-              <w:keepNext/>
-              <w:jc w:val="end"/>
-            </w:pPr>
-            <w:r>
-              <w:rPr>
-                <w:rFonts w:ascii="Calibri" w:hAnsi="Calibri"/>
-                <w:sz w:val="20"/>
-              </w:rPr>
-              <w:t xml:space="default"/>
-            </w:r>
-          </w:p>
-        </w:tc>
-        <w:tc>
-          <w:tcPr>
-            <w:tcBorders>
-              <w:top w:val="single" w:space="0" w:color="D3D3D3"/>
-              <w:bottom w:val="single" w:space="0" w:color="D3D3D3"/>
-              <w:start w:val="single" w:space="0" w:color="D3D3D3"/>
-              <w:end w:val="single" w:space="0" w:color="D3D3D3"/>
-            </w:tcBorders>
-          </w:tcPr>
-          <w:p>
-            <w:pPr>
-              <w:spacing w:before="0" w:after="60"/>
-              <w:keepNext/>
-              <w:jc w:val="start"/>
-            </w:pPr>
-            <w:r>
-              <w:rPr>
-                <w:rFonts w:ascii="Calibri" w:hAnsi="Calibri"/>
-                <w:sz w:val="20"/>
-              </w:rPr>
-              <w:t xml:space="default"/>
-            </w:r>
-          </w:p>
-        </w:tc>
-        <w:tc>
-          <w:tcPr>
-            <w:tcBorders>
-              <w:top w:val="single" w:space="0" w:color="D3D3D3"/>
-              <w:bottom w:val="single" w:space="0" w:color="D3D3D3"/>
-              <w:start w:val="single" w:space="0" w:color="D3D3D3"/>
-              <w:end w:val="single" w:space="0" w:color="D3D3D3"/>
-            </w:tcBorders>
-          </w:tcPr>
-          <w:p>
-            <w:pPr>
-              <w:spacing w:before="0" w:after="60"/>
-              <w:keepNext/>
-              <w:jc w:val="end"/>
-            </w:pPr>
-            <w:r>
-              <w:rPr>
-                <w:rFonts w:ascii="Calibri" w:hAnsi="Calibri"/>
-                <w:sz w:val="20"/>
-              </w:rPr>
-              <w:t xml:space="default"/>
-            </w:r>
-          </w:p>
-        </w:tc>
-        <w:tc>
-          <w:tcPr>
-            <w:tcBorders>
-              <w:top w:val="single" w:space="0" w:color="D3D3D3"/>
-              <w:bottom w:val="single" w:space="0" w:color="D3D3D3"/>
-              <w:start w:val="single" w:space="0" w:color="D3D3D3"/>
-              <w:end w:val="single" w:space="0" w:color="D3D3D3"/>
-            </w:tcBorders>
-          </w:tcPr>
-          <w:p>
-            <w:pPr>
-              <w:spacing w:before="0" w:after="60"/>
-              <w:keepNext/>
-              <w:jc w:val="start"/>
-            </w:pPr>
-            <w:r>
-              <w:rPr>
-                <w:rFonts w:ascii="Calibri" w:hAnsi="Calibri"/>
-                <w:sz w:val="20"/>
-              </w:rPr>
-              <w:t xml:space="default"/>
-            </w:r>
-          </w:p>
-        </w:tc>
-        <w:tc>
-          <w:tcPr>
-            <w:tcBorders>
-              <w:top w:val="single" w:space="0" w:color="D3D3D3"/>
-              <w:bottom w:val="single" w:space="0" w:color="D3D3D3"/>
-              <w:start w:val="single" w:space="0" w:color="D3D3D3"/>
-              <w:end w:val="single" w:space="0" w:color="D3D3D3"/>
-            </w:tcBorders>
-          </w:tcPr>
-          <w:p>
-            <w:pPr>
-              <w:spacing w:before="0" w:after="60"/>
-              <w:keepNext/>
-              <w:jc w:val="start"/>
-            </w:pPr>
-            <w:r>
-              <w:rPr>
-                <w:rFonts w:ascii="Calibri" w:hAnsi="Calibri"/>
-                <w:sz w:val="20"/>
-              </w:rPr>
-              <w:t xml:space="default"/>
-            </w:r>
-          </w:p>
-        </w:tc>
-        <w:tc>
-          <w:tcPr>
-            <w:tcBorders>
-              <w:top w:val="single" w:space="0" w:color="D3D3D3"/>
-              <w:bottom w:val="single" w:space="0" w:color="D3D3D3"/>
-              <w:start w:val="single" w:space="0" w:color="D3D3D3"/>
-              <w:end w:val="single" w:space="0" w:color="D3D3D3"/>
-            </w:tcBorders>
-          </w:tcPr>
-          <w:p>
-            <w:pPr>
-              <w:spacing w:before="0" w:after="60"/>
-              <w:keepNext/>
-              <w:jc w:val="end"/>
-            </w:pPr>
-            <w:r>
-              <w:rPr>
-                <w:rFonts w:ascii="Calibri" w:hAnsi="Calibri"/>
-                <w:sz w:val="20"/>
-              </w:rPr>
-              <w:t xml:space="default">696</w:t>
-            </w:r>
-          </w:p>
-        </w:tc>
-      </w:tr>
-      <w:tr>
-        <w:trPr>
-          <w:cantSplit/>
-        </w:trPr>
-        <w:tc>
-          <w:tcPr>
-            <w:tcBorders>
-              <w:top w:val="single" w:space="0" w:color="D3D3D3"/>
-              <w:bottom w:val="single" w:space="0" w:color="D3D3D3"/>
-              <w:start w:val="single" w:space="0" w:color="D3D3D3"/>
-              <w:end w:val="single" w:space="0" w:color="D3D3D3"/>
-            </w:tcBorders>
-          </w:tcPr>
-          <w:p>
-            <w:pPr>
-              <w:spacing w:before="0" w:after="60"/>
-              <w:keepNext/>
-              <w:jc w:val="start"/>
-            </w:pPr>
-            <w:r>
-              <w:rPr>
-                <w:rFonts w:ascii="Calibri" w:hAnsi="Calibri"/>
-                <w:sz w:val="20"/>
-                <w:b w:val="true"/>
-              </w:rPr>
-              <w:t xml:space="default">ANOVA</w:t>
-            </w:r>
-          </w:p>
-        </w:tc>
-        <w:tc>
-          <w:tcPr>
-            <w:tcBorders>
-              <w:top w:val="single" w:space="0" w:color="D3D3D3"/>
-              <w:bottom w:val="single" w:space="0" w:color="D3D3D3"/>
-              <w:start w:val="single" w:space="0" w:color="D3D3D3"/>
-              <w:end w:val="single" w:space="0" w:color="D3D3D3"/>
-            </w:tcBorders>
-          </w:tcPr>
-          <w:p>
-            <w:pPr>
-              <w:spacing w:before="0" w:after="60"/>
-              <w:keepNext/>
-              <w:jc w:val="start"/>
-            </w:pPr>
-            <w:r>
-              <w:rPr>
-                <w:rFonts w:ascii="Calibri" w:hAnsi="Calibri"/>
-                <w:sz w:val="20"/>
-              </w:rPr>
-              <w:t xml:space="default">Treatment</w:t>
-            </w:r>
-          </w:p>
-        </w:tc>
-        <w:tc>
-          <w:tcPr>
-            <w:tcBorders>
-              <w:top w:val="single" w:space="0" w:color="D3D3D3"/>
-              <w:bottom w:val="single" w:space="0" w:color="D3D3D3"/>
-              <w:start w:val="single" w:space="0" w:color="D3D3D3"/>
-              <w:end w:val="single" w:space="0" w:color="D3D3D3"/>
-            </w:tcBorders>
-          </w:tcPr>
-          <w:p>
-            <w:pPr>
-              <w:spacing w:before="0" w:after="60"/>
-              <w:keepNext/>
-              <w:jc w:val="end"/>
-            </w:pPr>
-            <w:r>
-              <w:rPr>
-                <w:rFonts w:ascii="Calibri" w:hAnsi="Calibri"/>
-                <w:sz w:val="20"/>
-              </w:rPr>
-              <w:t xml:space="default"/>
-            </w:r>
-          </w:p>
-        </w:tc>
-        <w:tc>
-          <w:tcPr>
-            <w:tcBorders>
-              <w:top w:val="single" w:space="0" w:color="D3D3D3"/>
-              <w:bottom w:val="single" w:space="0" w:color="D3D3D3"/>
-              <w:start w:val="single" w:space="0" w:color="D3D3D3"/>
-              <w:end w:val="single" w:space="0" w:color="D3D3D3"/>
-            </w:tcBorders>
-          </w:tcPr>
-          <w:p>
-            <w:pPr>
-              <w:spacing w:before="0" w:after="60"/>
-              <w:keepNext/>
-              <w:jc w:val="end"/>
-            </w:pPr>
-            <w:r>
-              <w:rPr>
-                <w:rFonts w:ascii="Calibri" w:hAnsi="Calibri"/>
-                <w:sz w:val="20"/>
-              </w:rPr>
-              <w:t xml:space="default"/>
-            </w:r>
-          </w:p>
-        </w:tc>
-        <w:tc>
-          <w:tcPr>
-            <w:tcBorders>
-              <w:top w:val="single" w:space="0" w:color="D3D3D3"/>
-              <w:bottom w:val="single" w:space="0" w:color="D3D3D3"/>
-              <w:start w:val="single" w:space="0" w:color="D3D3D3"/>
-              <w:end w:val="single" w:space="0" w:color="D3D3D3"/>
-            </w:tcBorders>
-          </w:tcPr>
-          <w:p>
-            <w:pPr>
-              <w:spacing w:before="0" w:after="60"/>
-              <w:keepNext/>
-              <w:jc w:val="start"/>
-            </w:pPr>
-            <w:r>
-              <w:rPr>
-                <w:rFonts w:ascii="Calibri" w:hAnsi="Calibri"/>
-                <w:sz w:val="20"/>
-              </w:rPr>
-              <w:t xml:space="default"/>
-            </w:r>
-          </w:p>
-        </w:tc>
-        <w:tc>
-          <w:tcPr>
-            <w:tcBorders>
-              <w:top w:val="single" w:space="0" w:color="D3D3D3"/>
-              <w:bottom w:val="single" w:space="0" w:color="D3D3D3"/>
-              <w:start w:val="single" w:space="0" w:color="D3D3D3"/>
-              <w:end w:val="single" w:space="0" w:color="D3D3D3"/>
-            </w:tcBorders>
-          </w:tcPr>
-          <w:p>
-            <w:pPr>
-              <w:spacing w:before="0" w:after="60"/>
-              <w:keepNext/>
-              <w:jc w:val="end"/>
-            </w:pPr>
-            <w:r>
-              <w:rPr>
-                <w:rFonts w:ascii="Calibri" w:hAnsi="Calibri"/>
-                <w:sz w:val="20"/>
-              </w:rPr>
-              <w:t xml:space="default">3</w:t>
-            </w:r>
-          </w:p>
-        </w:tc>
-        <w:tc>
-          <w:tcPr>
-            <w:tcBorders>
-              <w:top w:val="single" w:space="0" w:color="D3D3D3"/>
-              <w:bottom w:val="single" w:space="0" w:color="D3D3D3"/>
-              <w:start w:val="single" w:space="0" w:color="D3D3D3"/>
-              <w:end w:val="single" w:space="0" w:color="D3D3D3"/>
-            </w:tcBorders>
-          </w:tcPr>
-          <w:p>
-            <w:pPr>
-              <w:spacing w:before="0" w:after="60"/>
-              <w:keepNext/>
-              <w:jc w:val="start"/>
-            </w:pPr>
-            <w:r>
-              <w:rPr>
-                <w:rFonts w:ascii="Calibri" w:hAnsi="Calibri"/>
-                <w:sz w:val="20"/>
-              </w:rPr>
-              <w:t xml:space="default">Chisq = 13.02</w:t>
-            </w:r>
-          </w:p>
-        </w:tc>
-        <w:tc>
-          <w:tcPr>
-            <w:tcBorders>
-              <w:top w:val="single" w:space="0" w:color="D3D3D3"/>
-              <w:bottom w:val="single" w:space="0" w:color="D3D3D3"/>
-              <w:start w:val="single" w:space="0" w:color="D3D3D3"/>
-              <w:end w:val="single" w:space="0" w:color="D3D3D3"/>
-            </w:tcBorders>
-          </w:tcPr>
-          <w:p>
-            <w:pPr>
-              <w:spacing w:before="0" w:after="60"/>
-              <w:keepNext/>
-              <w:jc w:val="start"/>
-            </w:pPr>
-            <w:r>
-              <w:rPr>
-                <w:rFonts w:ascii="Calibri" w:hAnsi="Calibri"/>
-                <w:sz w:val="20"/>
-              </w:rPr>
-              <w:t xml:space="default">0.005</w:t>
-            </w:r>
-          </w:p>
-        </w:tc>
-        <w:tc>
-          <w:tcPr>
-            <w:tcBorders>
-              <w:top w:val="single" w:space="0" w:color="D3D3D3"/>
-              <w:bottom w:val="single" w:space="0" w:color="D3D3D3"/>
-              <w:start w:val="single" w:space="0" w:color="D3D3D3"/>
-              <w:end w:val="single" w:space="0" w:color="D3D3D3"/>
-            </w:tcBorders>
-          </w:tcPr>
-          <w:p>
-            <w:pPr>
-              <w:spacing w:before="0" w:after="60"/>
-              <w:keepNext/>
-              <w:jc w:val="end"/>
-            </w:pPr>
-            <w:r>
-              <w:rPr>
-                <w:rFonts w:ascii="Calibri" w:hAnsi="Calibri"/>
-                <w:sz w:val="20"/>
-              </w:rPr>
-              <w:t xml:space="default"/>
-            </w:r>
-          </w:p>
-        </w:tc>
-      </w:tr>
-      <w:tr>
-        <w:trPr>
-          <w:cantSplit/>
-        </w:trPr>
-        <w:tc>
-          <w:tcPr>
-            <w:tcBorders>
-              <w:top w:val="single" w:space="0" w:color="D3D3D3"/>
-              <w:bottom w:val="single" w:space="0" w:color="D3D3D3"/>
-              <w:start w:val="single" w:space="0" w:color="D3D3D3"/>
-              <w:end w:val="single" w:space="0" w:color="D3D3D3"/>
-            </w:tcBorders>
-          </w:tcPr>
-          <w:p>
-            <w:pPr>
-              <w:spacing w:before="0" w:after="60"/>
-              <w:keepNext/>
-              <w:jc w:val="start"/>
-            </w:pPr>
-            <w:r>
-              <w:rPr>
-                <w:rFonts w:ascii="Calibri" w:hAnsi="Calibri"/>
-                <w:sz w:val="20"/>
-                <w:b w:val="true"/>
-              </w:rPr>
-              <w:t xml:space="default">ANOVA</w:t>
-            </w:r>
-          </w:p>
-        </w:tc>
-        <w:tc>
-          <w:tcPr>
-            <w:tcBorders>
-              <w:top w:val="single" w:space="0" w:color="D3D3D3"/>
-              <w:bottom w:val="single" w:space="0" w:color="D3D3D3"/>
-              <w:start w:val="single" w:space="0" w:color="D3D3D3"/>
-              <w:end w:val="single" w:space="0" w:color="D3D3D3"/>
-            </w:tcBorders>
-          </w:tcPr>
-          <w:p>
-            <w:pPr>
-              <w:spacing w:before="0" w:after="60"/>
-              <w:keepNext/>
-              <w:jc w:val="start"/>
-            </w:pPr>
-            <w:r>
-              <w:rPr>
-                <w:rFonts w:ascii="Calibri" w:hAnsi="Calibri"/>
-                <w:sz w:val="20"/>
-              </w:rPr>
-              <w:t xml:space="default">ns(as.numeric(Day), df = 3)</w:t>
-            </w:r>
-          </w:p>
-        </w:tc>
-        <w:tc>
-          <w:tcPr>
-            <w:tcBorders>
-              <w:top w:val="single" w:space="0" w:color="D3D3D3"/>
-              <w:bottom w:val="single" w:space="0" w:color="D3D3D3"/>
-              <w:start w:val="single" w:space="0" w:color="D3D3D3"/>
-              <w:end w:val="single" w:space="0" w:color="D3D3D3"/>
-            </w:tcBorders>
-          </w:tcPr>
-          <w:p>
-            <w:pPr>
-              <w:spacing w:before="0" w:after="60"/>
-              <w:keepNext/>
-              <w:jc w:val="end"/>
-            </w:pPr>
-            <w:r>
-              <w:rPr>
-                <w:rFonts w:ascii="Calibri" w:hAnsi="Calibri"/>
-                <w:sz w:val="20"/>
-              </w:rPr>
-              <w:t xml:space="default"/>
-            </w:r>
-          </w:p>
-        </w:tc>
-        <w:tc>
-          <w:tcPr>
-            <w:tcBorders>
-              <w:top w:val="single" w:space="0" w:color="D3D3D3"/>
-              <w:bottom w:val="single" w:space="0" w:color="D3D3D3"/>
-              <w:start w:val="single" w:space="0" w:color="D3D3D3"/>
-              <w:end w:val="single" w:space="0" w:color="D3D3D3"/>
-            </w:tcBorders>
-          </w:tcPr>
-          <w:p>
-            <w:pPr>
-              <w:spacing w:before="0" w:after="60"/>
-              <w:keepNext/>
-              <w:jc w:val="end"/>
-            </w:pPr>
-            <w:r>
-              <w:rPr>
-                <w:rFonts w:ascii="Calibri" w:hAnsi="Calibri"/>
-                <w:sz w:val="20"/>
-              </w:rPr>
-              <w:t xml:space="default"/>
-            </w:r>
-          </w:p>
-        </w:tc>
-        <w:tc>
-          <w:tcPr>
-            <w:tcBorders>
-              <w:top w:val="single" w:space="0" w:color="D3D3D3"/>
-              <w:bottom w:val="single" w:space="0" w:color="D3D3D3"/>
-              <w:start w:val="single" w:space="0" w:color="D3D3D3"/>
-              <w:end w:val="single" w:space="0" w:color="D3D3D3"/>
-            </w:tcBorders>
-          </w:tcPr>
-          <w:p>
-            <w:pPr>
-              <w:spacing w:before="0" w:after="60"/>
-              <w:keepNext/>
-              <w:jc w:val="start"/>
-            </w:pPr>
-            <w:r>
-              <w:rPr>
-                <w:rFonts w:ascii="Calibri" w:hAnsi="Calibri"/>
-                <w:sz w:val="20"/>
-              </w:rPr>
-              <w:t xml:space="default"/>
-            </w:r>
-          </w:p>
-        </w:tc>
-        <w:tc>
-          <w:tcPr>
-            <w:tcBorders>
-              <w:top w:val="single" w:space="0" w:color="D3D3D3"/>
-              <w:bottom w:val="single" w:space="0" w:color="D3D3D3"/>
-              <w:start w:val="single" w:space="0" w:color="D3D3D3"/>
-              <w:end w:val="single" w:space="0" w:color="D3D3D3"/>
-            </w:tcBorders>
-          </w:tcPr>
-          <w:p>
-            <w:pPr>
-              <w:spacing w:before="0" w:after="60"/>
-              <w:keepNext/>
-              <w:jc w:val="end"/>
-            </w:pPr>
-            <w:r>
-              <w:rPr>
-                <w:rFonts w:ascii="Calibri" w:hAnsi="Calibri"/>
-                <w:sz w:val="20"/>
-              </w:rPr>
-              <w:t xml:space="default">3</w:t>
-            </w:r>
-          </w:p>
-        </w:tc>
-        <w:tc>
-          <w:tcPr>
-            <w:tcBorders>
-              <w:top w:val="single" w:space="0" w:color="D3D3D3"/>
-              <w:bottom w:val="single" w:space="0" w:color="D3D3D3"/>
-              <w:start w:val="single" w:space="0" w:color="D3D3D3"/>
-              <w:end w:val="single" w:space="0" w:color="D3D3D3"/>
-            </w:tcBorders>
-          </w:tcPr>
-          <w:p>
-            <w:pPr>
-              <w:spacing w:before="0" w:after="60"/>
-              <w:keepNext/>
-              <w:jc w:val="start"/>
-            </w:pPr>
-            <w:r>
-              <w:rPr>
-                <w:rFonts w:ascii="Calibri" w:hAnsi="Calibri"/>
-                <w:sz w:val="20"/>
-              </w:rPr>
-              <w:t xml:space="default">Chisq = 1092.54</w:t>
-            </w:r>
-          </w:p>
-        </w:tc>
-        <w:tc>
-          <w:tcPr>
-            <w:tcBorders>
-              <w:top w:val="single" w:space="0" w:color="D3D3D3"/>
-              <w:bottom w:val="single" w:space="0" w:color="D3D3D3"/>
-              <w:start w:val="single" w:space="0" w:color="D3D3D3"/>
-              <w:end w:val="single" w:space="0" w:color="D3D3D3"/>
-            </w:tcBorders>
-          </w:tcPr>
-          <w:p>
-            <w:pPr>
-              <w:spacing w:before="0" w:after="60"/>
-              <w:keepNext/>
-              <w:jc w:val="start"/>
-            </w:pPr>
-            <w:r>
-              <w:rPr>
-                <w:rFonts w:ascii="Calibri" w:hAnsi="Calibri"/>
-                <w:sz w:val="20"/>
-              </w:rPr>
-              <w:t xml:space="default">&lt;0.001</w:t>
-            </w:r>
-          </w:p>
-        </w:tc>
-        <w:tc>
-          <w:tcPr>
-            <w:tcBorders>
-              <w:top w:val="single" w:space="0" w:color="D3D3D3"/>
-              <w:bottom w:val="single" w:space="0" w:color="D3D3D3"/>
-              <w:start w:val="single" w:space="0" w:color="D3D3D3"/>
-              <w:end w:val="single" w:space="0" w:color="D3D3D3"/>
-            </w:tcBorders>
-          </w:tcPr>
-          <w:p>
-            <w:pPr>
-              <w:spacing w:before="0" w:after="60"/>
-              <w:keepNext/>
-              <w:jc w:val="end"/>
-            </w:pPr>
-            <w:r>
-              <w:rPr>
-                <w:rFonts w:ascii="Calibri" w:hAnsi="Calibri"/>
-                <w:sz w:val="20"/>
-              </w:rPr>
-              <w:t xml:space="default"/>
-            </w:r>
-          </w:p>
-        </w:tc>
-      </w:tr>
-      <w:tr>
-        <w:trPr>
-          <w:cantSplit/>
-        </w:trPr>
-        <w:tc>
-          <w:tcPr>
-            <w:tcBorders>
-              <w:top w:val="single" w:space="0" w:color="D3D3D3"/>
-              <w:bottom w:val="single" w:space="0" w:color="D3D3D3"/>
-              <w:start w:val="single" w:space="0" w:color="D3D3D3"/>
-              <w:end w:val="single" w:space="0" w:color="D3D3D3"/>
-            </w:tcBorders>
-          </w:tcPr>
-          <w:p>
-            <w:pPr>
-              <w:spacing w:before="0" w:after="60"/>
-              <w:keepNext/>
-              <w:jc w:val="start"/>
-            </w:pPr>
-            <w:r>
-              <w:rPr>
-                <w:rFonts w:ascii="Calibri" w:hAnsi="Calibri"/>
-                <w:sz w:val="20"/>
-                <w:b w:val="true"/>
-              </w:rPr>
-              <w:t xml:space="default">ANOVA</w:t>
-            </w:r>
-          </w:p>
-        </w:tc>
-        <w:tc>
-          <w:tcPr>
-            <w:tcBorders>
-              <w:top w:val="single" w:space="0" w:color="D3D3D3"/>
-              <w:bottom w:val="single" w:space="0" w:color="D3D3D3"/>
-              <w:start w:val="single" w:space="0" w:color="D3D3D3"/>
-              <w:end w:val="single" w:space="0" w:color="D3D3D3"/>
-            </w:tcBorders>
-          </w:tcPr>
-          <w:p>
-            <w:pPr>
-              <w:spacing w:before="0" w:after="60"/>
-              <w:keepNext/>
-              <w:jc w:val="start"/>
-            </w:pPr>
-            <w:r>
-              <w:rPr>
-                <w:rFonts w:ascii="Calibri" w:hAnsi="Calibri"/>
-                <w:sz w:val="20"/>
-              </w:rPr>
-              <w:t xml:space="default">Treatment:ns(as.numeric(Day), df = 3)</w:t>
-            </w:r>
-          </w:p>
-        </w:tc>
-        <w:tc>
-          <w:tcPr>
-            <w:tcBorders>
-              <w:top w:val="single" w:space="0" w:color="D3D3D3"/>
-              <w:bottom w:val="single" w:space="0" w:color="D3D3D3"/>
-              <w:start w:val="single" w:space="0" w:color="D3D3D3"/>
-              <w:end w:val="single" w:space="0" w:color="D3D3D3"/>
-            </w:tcBorders>
-          </w:tcPr>
-          <w:p>
-            <w:pPr>
-              <w:spacing w:before="0" w:after="60"/>
-              <w:keepNext/>
-              <w:jc w:val="end"/>
-            </w:pPr>
-            <w:r>
-              <w:rPr>
-                <w:rFonts w:ascii="Calibri" w:hAnsi="Calibri"/>
-                <w:sz w:val="20"/>
-              </w:rPr>
-              <w:t xml:space="default"/>
-            </w:r>
-          </w:p>
-        </w:tc>
-        <w:tc>
-          <w:tcPr>
-            <w:tcBorders>
-              <w:top w:val="single" w:space="0" w:color="D3D3D3"/>
-              <w:bottom w:val="single" w:space="0" w:color="D3D3D3"/>
-              <w:start w:val="single" w:space="0" w:color="D3D3D3"/>
-              <w:end w:val="single" w:space="0" w:color="D3D3D3"/>
-            </w:tcBorders>
-          </w:tcPr>
-          <w:p>
-            <w:pPr>
-              <w:spacing w:before="0" w:after="60"/>
-              <w:keepNext/>
-              <w:jc w:val="end"/>
-            </w:pPr>
-            <w:r>
-              <w:rPr>
-                <w:rFonts w:ascii="Calibri" w:hAnsi="Calibri"/>
-                <w:sz w:val="20"/>
-              </w:rPr>
-              <w:t xml:space="default"/>
-            </w:r>
-          </w:p>
-        </w:tc>
-        <w:tc>
-          <w:tcPr>
-            <w:tcBorders>
-              <w:top w:val="single" w:space="0" w:color="D3D3D3"/>
-              <w:bottom w:val="single" w:space="0" w:color="D3D3D3"/>
-              <w:start w:val="single" w:space="0" w:color="D3D3D3"/>
-              <w:end w:val="single" w:space="0" w:color="D3D3D3"/>
-            </w:tcBorders>
-          </w:tcPr>
-          <w:p>
-            <w:pPr>
-              <w:spacing w:before="0" w:after="60"/>
-              <w:keepNext/>
-              <w:jc w:val="start"/>
-            </w:pPr>
-            <w:r>
-              <w:rPr>
-                <w:rFonts w:ascii="Calibri" w:hAnsi="Calibri"/>
-                <w:sz w:val="20"/>
-              </w:rPr>
-              <w:t xml:space="default"/>
-            </w:r>
-          </w:p>
-        </w:tc>
-        <w:tc>
-          <w:tcPr>
-            <w:tcBorders>
-              <w:top w:val="single" w:space="0" w:color="D3D3D3"/>
-              <w:bottom w:val="single" w:space="0" w:color="D3D3D3"/>
-              <w:start w:val="single" w:space="0" w:color="D3D3D3"/>
-              <w:end w:val="single" w:space="0" w:color="D3D3D3"/>
-            </w:tcBorders>
-          </w:tcPr>
-          <w:p>
-            <w:pPr>
-              <w:spacing w:before="0" w:after="60"/>
-              <w:keepNext/>
-              <w:jc w:val="end"/>
-            </w:pPr>
-            <w:r>
-              <w:rPr>
-                <w:rFonts w:ascii="Calibri" w:hAnsi="Calibri"/>
-                <w:sz w:val="20"/>
-              </w:rPr>
-              <w:t xml:space="default">9</w:t>
-            </w:r>
-          </w:p>
-        </w:tc>
-        <w:tc>
-          <w:tcPr>
-            <w:tcBorders>
-              <w:top w:val="single" w:space="0" w:color="D3D3D3"/>
-              <w:bottom w:val="single" w:space="0" w:color="D3D3D3"/>
-              <w:start w:val="single" w:space="0" w:color="D3D3D3"/>
-              <w:end w:val="single" w:space="0" w:color="D3D3D3"/>
-            </w:tcBorders>
-          </w:tcPr>
-          <w:p>
-            <w:pPr>
-              <w:spacing w:before="0" w:after="60"/>
-              <w:keepNext/>
-              <w:jc w:val="start"/>
-            </w:pPr>
-            <w:r>
-              <w:rPr>
-                <w:rFonts w:ascii="Calibri" w:hAnsi="Calibri"/>
-                <w:sz w:val="20"/>
-              </w:rPr>
-              <w:t xml:space="default">Chisq = 324.8</w:t>
-            </w:r>
-          </w:p>
-        </w:tc>
-        <w:tc>
-          <w:tcPr>
-            <w:tcBorders>
-              <w:top w:val="single" w:space="0" w:color="D3D3D3"/>
-              <w:bottom w:val="single" w:space="0" w:color="D3D3D3"/>
-              <w:start w:val="single" w:space="0" w:color="D3D3D3"/>
-              <w:end w:val="single" w:space="0" w:color="D3D3D3"/>
-            </w:tcBorders>
-          </w:tcPr>
-          <w:p>
-            <w:pPr>
-              <w:spacing w:before="0" w:after="60"/>
-              <w:keepNext/>
-              <w:jc w:val="start"/>
-            </w:pPr>
-            <w:r>
-              <w:rPr>
-                <w:rFonts w:ascii="Calibri" w:hAnsi="Calibri"/>
-                <w:sz w:val="20"/>
-              </w:rPr>
-              <w:t xml:space="default">&lt;0.001</w:t>
-            </w:r>
-          </w:p>
-        </w:tc>
-        <w:tc>
-          <w:tcPr>
-            <w:tcBorders>
-              <w:top w:val="single" w:space="0" w:color="D3D3D3"/>
-              <w:bottom w:val="single" w:space="0" w:color="D3D3D3"/>
-              <w:start w:val="single" w:space="0" w:color="D3D3D3"/>
-              <w:end w:val="single" w:space="0" w:color="D3D3D3"/>
-            </w:tcBorders>
-          </w:tcPr>
-          <w:p>
-            <w:pPr>
-              <w:spacing w:before="0" w:after="60"/>
-              <w:keepNext/>
-              <w:jc w:val="end"/>
-            </w:pPr>
-            <w:r>
-              <w:rPr>
-                <w:rFonts w:ascii="Calibri" w:hAnsi="Calibri"/>
-                <w:sz w:val="20"/>
-              </w:rPr>
-              <w:t xml:space="default"/>
+            <w:gridSpan w:val="9"/>
+          </w:tcPr>
+          <w:p>
+            <w:pPr>
+              <w:spacing w:before="0" w:after="60"/>
+              <w:keepNext/>
+            </w:pPr>
+            <w:r>
+              <w:rPr>
+                <w:rFonts w:ascii="Calibri" w:hAnsi="Calibri"/>
+                <w:sz w:val="20"/>
+              </w:rPr>
+              <w:t xml:space="default">Coefficient df approximated via Satterthwaite method.</w:t>
             </w:r>
           </w:p>
         </w:tc>
